--- a/courts/federal-circuit/court-of-federal-claims/complaint/usage/OUTPUT-complaint.docx
+++ b/courts/federal-circuit/court-of-federal-claims/complaint/usage/OUTPUT-complaint.docx
@@ -21,7 +21,9 @@
         <w:tblW w:w="9360" w:type="dxa"/>
         <w:tblLayout w:type="fixed"/>
         <w:tblCellMar>
+          <w:top w:w="0" w:type="dxa"/>
           <w:left w:w="0" w:type="dxa"/>
+          <w:bottom w:w="0" w:type="dxa"/>
           <w:right w:w="0" w:type="dxa"/>
         </w:tblCellMar>
         <w:tblLook w:val="0000" w:firstRow="0" w:lastRow="0" w:firstColumn="0" w:lastColumn="0" w:noHBand="0" w:noVBand="0"/>
@@ -38,6 +40,9 @@
               <w:bottom w:val="single" w:sz="6" w:space="0" w:color="000000"/>
               <w:right w:val="single" w:sz="6" w:space="0" w:color="000000"/>
             </w:tcBorders>
+            <w:tcMar>
+              <w:right w:w="360" w:type="dxa"/>
+            </w:tcMar>
           </w:tcPr>
           <w:p>
             <w:pPr>
@@ -117,27 +122,20 @@
           </w:p>
           <w:p>
             <w:pPr>
-              <w:spacing w:before="276" w:after="0" w:line="276" w:lineRule="exact"/>
+              <w:spacing w:before="276" w:after="138" w:line="276" w:lineRule="exact"/>
               <w:ind w:left="2160" w:firstLine="0"/>
               <w:jc w:val="left"/>
             </w:pPr>
             <w:r>
               <w:t xml:space="preserve">Defendant.</w:t>
             </w:r>
-          </w:p>
-          <w:p>
-            <w:pPr>
-              <w:spacing w:before="0" w:after="138" w:line="276" w:lineRule="exact"/>
-              <w:ind w:left="0" w:firstLine="0"/>
-              <w:jc w:val="left"/>
-            </w:pPr>
           </w:p>
         </w:tc>
         <w:tc>
           <w:tcPr>
             <w:tcW w:w="4464" w:type="dxa"/>
             <w:tcMar>
-              <w:left w:w="288" w:type="dxa"/>
+              <w:left w:w="648" w:type="dxa"/>
             </w:tcMar>
             <w:vAlign w:val="bottom"/>
           </w:tcPr>
@@ -151,12 +149,14 @@
               <w:t xml:space="preserve">Case No. </w:t>
             </w:r>
             <w:r>
-              <w:t xml:space="preserve">26-1361 C</w:t>
+              <w:t xml:space="preserve">26</w:t>
+              <w:noBreakHyphen/>
+              <w:t xml:space="preserve">1361 C</w:t>
             </w:r>
           </w:p>
           <w:p>
             <w:pPr>
-              <w:spacing w:before="0" w:after="0" w:line="276" w:lineRule="exact"/>
+              <w:spacing w:before="0" w:after="138" w:line="276" w:lineRule="exact"/>
               <w:ind w:left="0" w:firstLine="0"/>
               <w:jc w:val="left"/>
             </w:pPr>
@@ -167,7 +167,7 @@
               <w:rPr>
                 <w:u w:val="single"/>
               </w:rPr>
-              <w:t xml:space="preserve">              </w:t>
+              <w:t xml:space="preserve">                        </w:t>
             </w:r>
           </w:p>
         </w:tc>
@@ -210,22 +210,71 @@
         <w:t xml:space="preserve">“COFDs”</w:t>
       </w:r>
       <w:r>
-        <w:t xml:space="preserve">) denying three certified claims arising from the performance of Contract No. W912EP21C0010 for the Fort Buchanan Family Housing Replacement project, Fort Buchanan, Puerto Rico.</w:t>
+        <w:t xml:space="preserve">) denying three certified claims arising from the performance of Contract No. W912EP21C0010 for the Fort Buchanan Family Housing Replacement project, Fort Buchanan, Puerto Rico.</w:t>
       </w:r>
     </w:p>
     <w:p>
       <w:pPr>
         <w:pStyle w:val="Heading2"/>
-      </w:pPr>
-      <w:bookmarkStart w:id="9" w:name="_f96794afb107ca6f5d98c4ff18adc0aee0ad0c3"/>
-      <w:r>
-        <w:t xml:space="preserve">NATURE OF THE ACTION</w:t>
-      </w:r>
-      <w:bookmarkEnd w:id="9"/>
-    </w:p>
-    <w:p>
-      <w:pPr>
-        <w:pStyle w:val="FirstParagraph"/>
+        <w:keepNext/>
+        <w:keepLines/>
+        <w:spacing w:before="552" w:after="276" w:line="276" w:lineRule="exact"/>
+        <w:ind w:left="0" w:firstLine="0"/>
+        <w:jc w:val="center"/>
+      </w:pPr>
+      <w:r>
+        <w:rPr>
+          <w:b/>
+          <w:bCs/>
+        </w:rPr>
+        <w:t xml:space="preserve">NATURE</w:t>
+      </w:r>
+      <w:r>
+        <w:rPr>
+          <w:b/>
+          <w:bCs/>
+        </w:rPr>
+        <w:t xml:space="preserve"> </w:t>
+      </w:r>
+      <w:r>
+        <w:rPr>
+          <w:b/>
+          <w:bCs/>
+        </w:rPr>
+        <w:t xml:space="preserve">OF</w:t>
+      </w:r>
+      <w:r>
+        <w:rPr>
+          <w:b/>
+          <w:bCs/>
+        </w:rPr>
+        <w:t xml:space="preserve"> </w:t>
+      </w:r>
+      <w:r>
+        <w:rPr>
+          <w:b/>
+          <w:bCs/>
+        </w:rPr>
+        <w:t xml:space="preserve">THE</w:t>
+      </w:r>
+      <w:r>
+        <w:rPr>
+          <w:b/>
+          <w:bCs/>
+        </w:rPr>
+        <w:t xml:space="preserve"> </w:t>
+      </w:r>
+      <w:r>
+        <w:rPr>
+          <w:b/>
+          <w:bCs/>
+        </w:rPr>
+        <w:t xml:space="preserve">ACTION</w:t>
+      </w:r>
+    </w:p>
+    <w:p>
+      <w:pPr>
+        <w:pStyle w:val="BodyText"/>
       </w:pPr>
       <w:r>
         <w:t xml:space="preserve">1. This action arises from a pattern of conduct in which the United States Army Corps of Engineers (</w:t>
@@ -256,19 +305,26 @@
     <w:p>
       <w:pPr>
         <w:pStyle w:val="Heading2"/>
-      </w:pPr>
-      <w:bookmarkStart w:id="10" w:name="_parties"/>
-      <w:r>
+        <w:keepNext/>
+        <w:keepLines/>
+        <w:spacing w:before="552" w:after="276" w:line="276" w:lineRule="exact"/>
+        <w:ind w:left="0" w:firstLine="0"/>
+        <w:jc w:val="center"/>
+      </w:pPr>
+      <w:r>
+        <w:rPr>
+          <w:b/>
+          <w:bCs/>
+        </w:rPr>
         <w:t xml:space="preserve">PARTIES</w:t>
       </w:r>
-      <w:bookmarkEnd w:id="10"/>
-    </w:p>
-    <w:p>
-      <w:pPr>
-        <w:pStyle w:val="FirstParagraph"/>
-      </w:pPr>
-      <w:r>
-        <w:t xml:space="preserve">4. Plaintiff Design Build, LLC, is a limited liability company organized and existing under the laws of Puerto Rico, with its principal place of business in Puerto Rico. DBLLC is the prime contractor for the Fort Buchanan Family Housing Replacement project under Contract No. W912EP21C0010.</w:t>
+    </w:p>
+    <w:p>
+      <w:pPr>
+        <w:pStyle w:val="BodyText"/>
+      </w:pPr>
+      <w:r>
+        <w:t xml:space="preserve">4. Plaintiff Design Build, LLC, is a limited liability company organized and existing under the laws of Puerto Rico, with its principal place of business in Puerto Rico. DBLLC is the prime contractor for the Fort Buchanan Family Housing Replacement project under Contract No. W912EP21C0010.</w:t>
       </w:r>
     </w:p>
     <w:p>
@@ -282,16 +338,51 @@
     <w:p>
       <w:pPr>
         <w:pStyle w:val="Heading2"/>
-      </w:pPr>
-      <w:bookmarkStart w:id="11" w:name="_0e2df9c0fe52ebd43073ce38f4076c822df9b17"/>
-      <w:r>
-        <w:t xml:space="preserve">JURISDICTION AND VENUE</w:t>
-      </w:r>
-      <w:bookmarkEnd w:id="11"/>
-    </w:p>
-    <w:p>
-      <w:pPr>
-        <w:pStyle w:val="FirstParagraph"/>
+        <w:keepNext/>
+        <w:keepLines/>
+        <w:spacing w:before="552" w:after="276" w:line="276" w:lineRule="exact"/>
+        <w:ind w:left="0" w:firstLine="0"/>
+        <w:jc w:val="center"/>
+      </w:pPr>
+      <w:r>
+        <w:rPr>
+          <w:b/>
+          <w:bCs/>
+        </w:rPr>
+        <w:t xml:space="preserve">JURISDICTION</w:t>
+      </w:r>
+      <w:r>
+        <w:rPr>
+          <w:b/>
+          <w:bCs/>
+        </w:rPr>
+        <w:t xml:space="preserve"> </w:t>
+      </w:r>
+      <w:r>
+        <w:rPr>
+          <w:b/>
+          <w:bCs/>
+        </w:rPr>
+        <w:t xml:space="preserve">AND</w:t>
+      </w:r>
+      <w:r>
+        <w:rPr>
+          <w:b/>
+          <w:bCs/>
+        </w:rPr>
+        <w:t xml:space="preserve"> </w:t>
+      </w:r>
+      <w:r>
+        <w:rPr>
+          <w:b/>
+          <w:bCs/>
+        </w:rPr>
+        <w:t xml:space="preserve">VENUE</w:t>
+      </w:r>
+    </w:p>
+    <w:p>
+      <w:pPr>
+        <w:pStyle w:val="BodyText"/>
       </w:pPr>
       <w:r>
         <w:t xml:space="preserve">6. This Court has jurisdiction over this action under the Contract Disputes Act, 41 U.S.C. § 7104(b)(1), and the Tucker Act, 28 U.S.C. § 1491(a)(2), which grant the United States Court of Federal Claims jurisdiction over claims by contractors against the United States relating to contracts with the federal government.</w:t>
@@ -302,7 +393,13 @@
         <w:pStyle w:val="BodyText"/>
       </w:pPr>
       <w:r>
-        <w:t xml:space="preserve">7. DBLLC submitted its claims to the Contracting Officer in writing, certified each claim as required by 41 U.S.C. § 7103(b) and FAR 52.233-1, and received Contracting Officer’s Final Decisions denying the claims. DBLLC now brings this action within the twelve-month limitations period prescribed by 41 U.S.C. § 7104(b)(1).</w:t>
+        <w:t xml:space="preserve">7. DBLLC submitted its claims to the Contracting Officer in writing, certified each claim as required by 41 U.S.C. § 7103(b) and FAR 52.233</w:t>
+      </w:r>
+      <w:r>
+        <w:noBreakHyphen/>
+      </w:r>
+      <w:r>
+        <w:t xml:space="preserve">1, and received Contracting Officer’s Final Decisions denying the claims. DBLLC now brings this action within the twelve-month limitations period prescribed by 41 U.S.C. § 7104(b)(1).</w:t>
       </w:r>
     </w:p>
     <w:p>
@@ -318,7 +415,13 @@
         <w:pStyle w:val="BodyText"/>
       </w:pPr>
       <w:r>
-        <w:t xml:space="preserve">9. On July 8, 2026, the government issued letter AFHC-C-0244, which constituted the COFD on Claims 0003 and 0004. This Complaint is filed within twelve months of DBLLC’s receipt of that decision.</w:t>
+        <w:t xml:space="preserve">9. On July 8, 2026, the government issued letter AFHC-C</w:t>
+      </w:r>
+      <w:r>
+        <w:noBreakHyphen/>
+      </w:r>
+      <w:r>
+        <w:t xml:space="preserve">0244, which constituted the COFD on Claims 0003 and 0004. This Complaint is filed within twelve months of DBLLC’s receipt of that decision.</w:t>
       </w:r>
     </w:p>
     <w:p>
@@ -332,19 +435,40 @@
     <w:p>
       <w:pPr>
         <w:pStyle w:val="Heading2"/>
-      </w:pPr>
-      <w:bookmarkStart w:id="12" w:name="_3d4fca5ca1754477c57661d70ea2758de760c86"/>
-      <w:r>
-        <w:t xml:space="preserve">THE CONTRACT</w:t>
-      </w:r>
-      <w:bookmarkEnd w:id="12"/>
-    </w:p>
-    <w:p>
-      <w:pPr>
-        <w:pStyle w:val="FirstParagraph"/>
-      </w:pPr>
-      <w:r>
-        <w:t xml:space="preserve">11. On or about September 24, 2021, the United States, acting through USACE, awarded Contract No. W912EP21C0010 to DBLLC for the construction of family housing replacement units at Fort Buchanan, Puerto Rico (the</w:t>
+        <w:keepNext/>
+        <w:keepLines/>
+        <w:spacing w:before="552" w:after="276" w:line="276" w:lineRule="exact"/>
+        <w:ind w:left="0" w:firstLine="0"/>
+        <w:jc w:val="center"/>
+      </w:pPr>
+      <w:r>
+        <w:rPr>
+          <w:b/>
+          <w:bCs/>
+        </w:rPr>
+        <w:t xml:space="preserve">THE</w:t>
+      </w:r>
+      <w:r>
+        <w:rPr>
+          <w:b/>
+          <w:bCs/>
+        </w:rPr>
+        <w:t xml:space="preserve"> </w:t>
+      </w:r>
+      <w:r>
+        <w:rPr>
+          <w:b/>
+          <w:bCs/>
+        </w:rPr>
+        <w:t xml:space="preserve">CONTRACT</w:t>
+      </w:r>
+    </w:p>
+    <w:p>
+      <w:pPr>
+        <w:pStyle w:val="BodyText"/>
+      </w:pPr>
+      <w:r>
+        <w:t xml:space="preserve">11. On or about September 24, 2021, the United States, acting through USACE, awarded Contract No. W912EP21C0010 to DBLLC for the construction of family housing replacement units at Fort Buchanan, Puerto Rico (the</w:t>
       </w:r>
       <w:r>
         <w:t xml:space="preserve"> </w:t>
@@ -367,15 +491,45 @@
         <w:t xml:space="preserve">“FAR”</w:t>
       </w:r>
       <w:r>
-        <w:t xml:space="preserve">) clauses applicable to fixed-price construction contracts, including without limitation: FAR 52.233-1 (Disputes); FAR 52.243-4 (Changes); FAR 52.242-14 (Suspension of Work); and FAR 52.236-2 (Differing Site Conditions).</w:t>
-      </w:r>
-    </w:p>
-    <w:p>
-      <w:pPr>
-        <w:pStyle w:val="BodyText"/>
-      </w:pPr>
-      <w:r>
-        <w:t xml:space="preserve">13. The contract also incorporates FAR 52.233-4 (Applicable Law for Breach of Contract Claim), which states that United States law will apply to resolve any claim of breach of this contract.</w:t>
+        <w:t xml:space="preserve">) clauses applicable to fixed-price construction contracts, including without limitation: FAR 52.233</w:t>
+      </w:r>
+      <w:r>
+        <w:noBreakHyphen/>
+      </w:r>
+      <w:r>
+        <w:t xml:space="preserve">1 (Disputes); FAR 52.243</w:t>
+      </w:r>
+      <w:r>
+        <w:noBreakHyphen/>
+      </w:r>
+      <w:r>
+        <w:t xml:space="preserve">4 (Changes); FAR 52.242</w:t>
+      </w:r>
+      <w:r>
+        <w:noBreakHyphen/>
+      </w:r>
+      <w:r>
+        <w:t xml:space="preserve">14 (Suspension of Work); and FAR 52.236</w:t>
+      </w:r>
+      <w:r>
+        <w:noBreakHyphen/>
+      </w:r>
+      <w:r>
+        <w:t xml:space="preserve">2 (Differing Site Conditions).</w:t>
+      </w:r>
+    </w:p>
+    <w:p>
+      <w:pPr>
+        <w:pStyle w:val="BodyText"/>
+      </w:pPr>
+      <w:r>
+        <w:t xml:space="preserve">13. The contract also incorporates FAR 52.233</w:t>
+      </w:r>
+      <w:r>
+        <w:noBreakHyphen/>
+      </w:r>
+      <w:r>
+        <w:t xml:space="preserve">4 (Applicable Law for Breach of Contract Claim), which states that United States law will apply to resolve any claim of breach of this contract.</w:t>
       </w:r>
     </w:p>
     <w:p>
@@ -402,32 +556,164 @@
     <w:p>
       <w:pPr>
         <w:pStyle w:val="Heading2"/>
-      </w:pPr>
-      <w:bookmarkStart w:id="13" w:name="_b8e5b8837ccf89115edfee2c48cc11b996d00ec"/>
-      <w:r>
-        <w:t xml:space="preserve">FACTUAL BACKGROUND</w:t>
-      </w:r>
-      <w:bookmarkEnd w:id="13"/>
+        <w:keepNext/>
+        <w:keepLines/>
+        <w:spacing w:before="552" w:after="276" w:line="276" w:lineRule="exact"/>
+        <w:ind w:left="0" w:firstLine="0"/>
+        <w:jc w:val="center"/>
+      </w:pPr>
+      <w:r>
+        <w:rPr>
+          <w:b/>
+          <w:bCs/>
+        </w:rPr>
+        <w:t xml:space="preserve">FACTUAL</w:t>
+      </w:r>
+      <w:r>
+        <w:rPr>
+          <w:b/>
+          <w:bCs/>
+        </w:rPr>
+        <w:t xml:space="preserve"> </w:t>
+      </w:r>
+      <w:r>
+        <w:rPr>
+          <w:b/>
+          <w:bCs/>
+        </w:rPr>
+        <w:t xml:space="preserve">BACKGROUND</w:t>
+      </w:r>
     </w:p>
     <w:p>
       <w:pPr>
         <w:pStyle w:val="Heading3"/>
-      </w:pPr>
-      <w:bookmarkStart w:id="14" w:name="_aac195504af7e3636fd2267e3427fc49d982929"/>
-      <w:r>
-        <w:t xml:space="preserve">A. Claim 0002: Window and Door Specification Changes</w:t>
-      </w:r>
-      <w:bookmarkEnd w:id="14"/>
-    </w:p>
-    <w:p>
-      <w:pPr>
-        <w:pStyle w:val="FirstParagraph"/>
-      </w:pPr>
-      <w:r>
-        <w:t xml:space="preserve">15. The Contract specifications originally required windows and doors to meet a thermal-performance U-factor of 0.40. USACE issued Request for Proposal No. 0002 (</w:t>
-      </w:r>
-      <w:r>
-        <w:t xml:space="preserve">“RFP-0002”</w:t>
+        <w:keepNext/>
+        <w:keepLines/>
+        <w:spacing w:before="552" w:after="276" w:line="276" w:lineRule="exact"/>
+        <w:ind w:left="0" w:firstLine="0"/>
+        <w:jc w:val="left"/>
+      </w:pPr>
+      <w:r>
+        <w:rPr>
+          <w:b/>
+          <w:bCs/>
+        </w:rPr>
+        <w:t xml:space="preserve">A.</w:t>
+      </w:r>
+      <w:r>
+        <w:rPr>
+          <w:b/>
+          <w:bCs/>
+        </w:rPr>
+        <w:t xml:space="preserve"> </w:t>
+      </w:r>
+      <w:r>
+        <w:rPr>
+          <w:b/>
+          <w:bCs/>
+        </w:rPr>
+        <w:t xml:space="preserve">Claim</w:t>
+      </w:r>
+      <w:r>
+        <w:rPr>
+          <w:b/>
+          <w:bCs/>
+        </w:rPr>
+        <w:t xml:space="preserve"> </w:t>
+      </w:r>
+      <w:r>
+        <w:rPr>
+          <w:b/>
+          <w:bCs/>
+        </w:rPr>
+        <w:t xml:space="preserve">0002:</w:t>
+      </w:r>
+      <w:r>
+        <w:rPr>
+          <w:b/>
+          <w:bCs/>
+        </w:rPr>
+        <w:t xml:space="preserve"> </w:t>
+      </w:r>
+      <w:r>
+        <w:rPr>
+          <w:b/>
+          <w:bCs/>
+        </w:rPr>
+        <w:t xml:space="preserve">Window</w:t>
+      </w:r>
+      <w:r>
+        <w:rPr>
+          <w:b/>
+          <w:bCs/>
+        </w:rPr>
+        <w:t xml:space="preserve"> </w:t>
+      </w:r>
+      <w:r>
+        <w:rPr>
+          <w:b/>
+          <w:bCs/>
+        </w:rPr>
+        <w:t xml:space="preserve">and</w:t>
+      </w:r>
+      <w:r>
+        <w:rPr>
+          <w:b/>
+          <w:bCs/>
+        </w:rPr>
+        <w:t xml:space="preserve"> </w:t>
+      </w:r>
+      <w:r>
+        <w:rPr>
+          <w:b/>
+          <w:bCs/>
+        </w:rPr>
+        <w:t xml:space="preserve">Door</w:t>
+      </w:r>
+      <w:r>
+        <w:rPr>
+          <w:b/>
+          <w:bCs/>
+        </w:rPr>
+        <w:t xml:space="preserve"> </w:t>
+      </w:r>
+      <w:r>
+        <w:rPr>
+          <w:b/>
+          <w:bCs/>
+        </w:rPr>
+        <w:t xml:space="preserve">Specification</w:t>
+      </w:r>
+      <w:r>
+        <w:rPr>
+          <w:b/>
+          <w:bCs/>
+        </w:rPr>
+        <w:t xml:space="preserve"> </w:t>
+      </w:r>
+      <w:r>
+        <w:rPr>
+          <w:b/>
+          <w:bCs/>
+        </w:rPr>
+        <w:t xml:space="preserve">Changes</w:t>
+      </w:r>
+    </w:p>
+    <w:p>
+      <w:pPr>
+        <w:pStyle w:val="BodyText"/>
+      </w:pPr>
+      <w:r>
+        <w:t xml:space="preserve">15. The Contract specifications originally required windows and doors to meet a thermal-performance U-factor of 0.40. USACE issued Request for Proposal No. 0002 (</w:t>
+      </w:r>
+      <w:r>
+        <w:t xml:space="preserve">“RFP</w:t>
+      </w:r>
+      <w:r>
+        <w:noBreakHyphen/>
+      </w:r>
+      <w:r>
+        <w:t xml:space="preserve">0002”</w:t>
       </w:r>
       <w:r>
         <w:t xml:space="preserve">), which revised the U-factor requirement downward from 0.40 to 0.30, a change that made fabrication of compliant aluminum windows commercially impossible given the simultaneous impact-resistance requirements established by the Contract.</w:t>
@@ -462,7 +748,13 @@
         <w:pStyle w:val="BodyText"/>
       </w:pPr>
       <w:r>
-        <w:t xml:space="preserve">19. On June 8, 2023, DBLLC submitted REA-001 to the Contracting Officer seeking $473,725.21 in material cost increases and a 169-calendar-day time extension for delays caused by the specification changes and the government’s unreasonably extended review process.</w:t>
+        <w:t xml:space="preserve">19. On June 8, 2023, DBLLC submitted REA</w:t>
+      </w:r>
+      <w:r>
+        <w:noBreakHyphen/>
+      </w:r>
+      <w:r>
+        <w:t xml:space="preserve">001 to the Contracting Officer seeking $473,725.21 in material cost increases and a 169-calendar-day time extension for delays caused by the specification changes and the government’s unreasonably extended review process.</w:t>
       </w:r>
     </w:p>
     <w:p>
@@ -502,7 +794,13 @@
         <w:t xml:space="preserve"> </w:t>
       </w:r>
       <w:r>
-        <w:t xml:space="preserve">“released the government from further equitable adjustments attributable to the facts and circumstances of REA-001,”</w:t>
+        <w:t xml:space="preserve">“released the government from further equitable adjustments attributable to the facts and circumstances of REA</w:t>
+      </w:r>
+      <w:r>
+        <w:noBreakHyphen/>
+      </w:r>
+      <w:r>
+        <w:t xml:space="preserve">001,”</w:t>
       </w:r>
       <w:r>
         <w:t xml:space="preserve"> </w:t>
@@ -522,7 +820,13 @@
         <w:pStyle w:val="BodyText"/>
       </w:pPr>
       <w:r>
-        <w:t xml:space="preserve">22. In accordance with DBLLC’s express reservation of rights, on June 19, 2025, DBLLC submitted amended Claim 002 as a certified claim under FAR 52.233-1, seeking $1,309,979.14 in delay damages—including extended field-office overhead and home-office overhead—attributable to the 169 days of excusable delay caused by the government’s specification changes. DBLLC certified the claim as required by 41 U.S.C. § 7103(b).</w:t>
+        <w:t xml:space="preserve">22. In accordance with DBLLC’s express reservation of rights, on June 19, 2025, DBLLC submitted amended Claim 002 as a certified claim under FAR 52.233</w:t>
+      </w:r>
+      <w:r>
+        <w:noBreakHyphen/>
+      </w:r>
+      <w:r>
+        <w:t xml:space="preserve">1, seeking $1,309,979.14 in delay damages—including extended field-office overhead and home-office overhead—attributable to the 169 days of excusable delay caused by the government’s specification changes. DBLLC certified the claim as required by 41 U.S.C. § 7103(b).</w:t>
       </w:r>
     </w:p>
     <w:p>
@@ -550,7 +854,13 @@
         <w:t xml:space="preserve"> </w:t>
       </w:r>
       <w:r>
-        <w:t xml:space="preserve">is inconsistent with FAR 52.249-10. The government previously acknowledged the delay was government-caused through defective specifications and directed changes—not an</w:t>
+        <w:t xml:space="preserve">is inconsistent with FAR 52.249</w:t>
+      </w:r>
+      <w:r>
+        <w:noBreakHyphen/>
+      </w:r>
+      <w:r>
+        <w:t xml:space="preserve">10. The government previously acknowledged the delay was government-caused through defective specifications and directed changes—not an</w:t>
       </w:r>
       <w:r>
         <w:t xml:space="preserve"> </w:t>
@@ -562,7 +872,13 @@
         <w:t xml:space="preserve"> </w:t>
       </w:r>
       <w:r>
-        <w:t xml:space="preserve">of the contractor. When the government itself causes delay through design defects, the Changes clause (FAR 52.243-4)—not the Default clause—is the proper vehicle, and compensation is required.</w:t>
+        <w:t xml:space="preserve">of the contractor. When the government itself causes delay through design defects, the Changes clause (FAR 52.243</w:t>
+      </w:r>
+      <w:r>
+        <w:noBreakHyphen/>
+      </w:r>
+      <w:r>
+        <w:t xml:space="preserve">4)—not the Default clause—is the proper vehicle, and compensation is required.</w:t>
       </w:r>
     </w:p>
     <w:p>
@@ -576,16 +892,121 @@
     <w:p>
       <w:pPr>
         <w:pStyle w:val="Heading3"/>
-      </w:pPr>
-      <w:bookmarkStart w:id="15" w:name="_4a7d2c1f162b6b459319d2df6112264ced8e4a4"/>
-      <w:r>
-        <w:t xml:space="preserve">B. CMU Wall System Design Defects and Delays</w:t>
-      </w:r>
-      <w:bookmarkEnd w:id="15"/>
-    </w:p>
-    <w:p>
-      <w:pPr>
-        <w:pStyle w:val="FirstParagraph"/>
+        <w:keepNext/>
+        <w:keepLines/>
+        <w:spacing w:before="552" w:after="276" w:line="276" w:lineRule="exact"/>
+        <w:ind w:left="0" w:firstLine="0"/>
+        <w:jc w:val="left"/>
+      </w:pPr>
+      <w:r>
+        <w:rPr>
+          <w:b/>
+          <w:bCs/>
+        </w:rPr>
+        <w:t xml:space="preserve">B.</w:t>
+      </w:r>
+      <w:r>
+        <w:rPr>
+          <w:b/>
+          <w:bCs/>
+        </w:rPr>
+        <w:t xml:space="preserve"> </w:t>
+      </w:r>
+      <w:r>
+        <w:rPr>
+          <w:b/>
+          <w:bCs/>
+        </w:rPr>
+        <w:t xml:space="preserve">CMU</w:t>
+      </w:r>
+      <w:r>
+        <w:rPr>
+          <w:b/>
+          <w:bCs/>
+        </w:rPr>
+        <w:t xml:space="preserve"> </w:t>
+      </w:r>
+      <w:r>
+        <w:rPr>
+          <w:b/>
+          <w:bCs/>
+        </w:rPr>
+        <w:t xml:space="preserve">Wall</w:t>
+      </w:r>
+      <w:r>
+        <w:rPr>
+          <w:b/>
+          <w:bCs/>
+        </w:rPr>
+        <w:t xml:space="preserve"> </w:t>
+      </w:r>
+      <w:r>
+        <w:rPr>
+          <w:b/>
+          <w:bCs/>
+        </w:rPr>
+        <w:t xml:space="preserve">System</w:t>
+      </w:r>
+      <w:r>
+        <w:rPr>
+          <w:b/>
+          <w:bCs/>
+        </w:rPr>
+        <w:t xml:space="preserve"> </w:t>
+      </w:r>
+      <w:r>
+        <w:rPr>
+          <w:b/>
+          <w:bCs/>
+        </w:rPr>
+        <w:t xml:space="preserve">Design</w:t>
+      </w:r>
+      <w:r>
+        <w:rPr>
+          <w:b/>
+          <w:bCs/>
+        </w:rPr>
+        <w:t xml:space="preserve"> </w:t>
+      </w:r>
+      <w:r>
+        <w:rPr>
+          <w:b/>
+          <w:bCs/>
+        </w:rPr>
+        <w:t xml:space="preserve">Defects</w:t>
+      </w:r>
+      <w:r>
+        <w:rPr>
+          <w:b/>
+          <w:bCs/>
+        </w:rPr>
+        <w:t xml:space="preserve"> </w:t>
+      </w:r>
+      <w:r>
+        <w:rPr>
+          <w:b/>
+          <w:bCs/>
+        </w:rPr>
+        <w:t xml:space="preserve">and</w:t>
+      </w:r>
+      <w:r>
+        <w:rPr>
+          <w:b/>
+          <w:bCs/>
+        </w:rPr>
+        <w:t xml:space="preserve"> </w:t>
+      </w:r>
+      <w:r>
+        <w:rPr>
+          <w:b/>
+          <w:bCs/>
+        </w:rPr>
+        <w:t xml:space="preserve">Delays</w:t>
+      </w:r>
+    </w:p>
+    <w:p>
+      <w:pPr>
+        <w:pStyle w:val="BodyText"/>
       </w:pPr>
       <w:r>
         <w:t xml:space="preserve">26. The CMU wall system issues underlying Claims 0003 and 0004 arose from the design and construction of the concrete masonry unit (</w:t>
@@ -602,10 +1023,16 @@
         <w:pStyle w:val="BodyText"/>
       </w:pPr>
       <w:r>
-        <w:t xml:space="preserve">27. On September 10, 2023, DBLLC submitted Request for Information No. 0058 (</w:t>
-      </w:r>
-      <w:r>
-        <w:t xml:space="preserve">“RFI-0058”</w:t>
+        <w:t xml:space="preserve">27. On September 10, 2023, DBLLC submitted Request for Information No. 0058 (</w:t>
+      </w:r>
+      <w:r>
+        <w:t xml:space="preserve">“RFI</w:t>
+      </w:r>
+      <w:r>
+        <w:noBreakHyphen/>
+      </w:r>
+      <w:r>
+        <w:t xml:space="preserve">0058”</w:t>
       </w:r>
       <w:r>
         <w:t xml:space="preserve">) to the government after identifying constructability and compatibility concerns between the specified bent-plate connection detail and the exterior wall finish assembly. Specifically, DBLLC identified 11 drawing sheets that contained contradictory construction details regarding the bent-plate configuration and the Direct Applied Finish System (</w:t>
@@ -622,7 +1049,13 @@
         <w:pStyle w:val="BodyText"/>
       </w:pPr>
       <w:r>
-        <w:t xml:space="preserve">28. The government took 46 days to respond to RFI-0058. During that period, while USACE evaluated a design concern requiring government direction, DBLLC continued taking reasonable steps toward performance, including coordinating with suppliers, investigating constructability issues, developing alternative solutions, and preparing submittals and other project deliverables. On October 24, 2023—two days before the government’s response—DBLLC submitted an alternative design approach addressing the identified conflicts. On October 26, 2023, the government directed DBLLC to proceed with the original bent-plate design, characterizing the discrepancies across 11 drawing sheets as mere</w:t>
+        <w:t xml:space="preserve">28. The government took 46 days to respond to RFI</w:t>
+      </w:r>
+      <w:r>
+        <w:noBreakHyphen/>
+      </w:r>
+      <w:r>
+        <w:t xml:space="preserve">0058. During that period, while USACE evaluated a design concern requiring government direction, DBLLC continued taking reasonable steps toward performance, including coordinating with suppliers, investigating constructability issues, developing alternative solutions, and preparing submittals and other project deliverables. On October 24, 2023—two days before the government’s response—DBLLC submitted an alternative design approach addressing the identified conflicts. On October 26, 2023, the government directed DBLLC to proceed with the original bent-plate design, characterizing the discrepancies across 11 drawing sheets as mere</w:t>
       </w:r>
       <w:r>
         <w:t xml:space="preserve"> </w:t>
@@ -660,24 +1093,107 @@
     <w:p>
       <w:pPr>
         <w:pStyle w:val="Heading3"/>
-      </w:pPr>
-      <w:bookmarkStart w:id="16" w:name="_8ae8a9146692e2900e9c94455b55882317d1ef4"/>
-      <w:r>
-        <w:t xml:space="preserve">C. Claim 0003: Bent-Plate Delay Damages</w:t>
-      </w:r>
-      <w:bookmarkEnd w:id="16"/>
-    </w:p>
-    <w:p>
-      <w:pPr>
-        <w:pStyle w:val="FirstParagraph"/>
-      </w:pPr>
-      <w:r>
-        <w:t xml:space="preserve">41. On or about July 21, 2025, DBLLC submitted Claim 003 as a formal certified claim under FAR 52.233-1, seeking $2,142,867.11 in delay damages and a 265-calendar-day time extension for delays attributable to USACE’s defective bent-plate design, its delayed and inadequate responses to DBLLC’s RFIs and proposed solutions, its stop-work order on CMU walls, and the resulting amendments to the Contract drawings.</w:t>
-      </w:r>
-    </w:p>
-    <w:p>
-      <w:pPr>
-        <w:pStyle w:val="BodyText"/>
+        <w:keepNext/>
+        <w:keepLines/>
+        <w:spacing w:before="552" w:after="276" w:line="276" w:lineRule="exact"/>
+        <w:ind w:left="0" w:firstLine="0"/>
+        <w:jc w:val="left"/>
+      </w:pPr>
+      <w:r>
+        <w:rPr>
+          <w:b/>
+          <w:bCs/>
+        </w:rPr>
+        <w:t xml:space="preserve">C.</w:t>
+      </w:r>
+      <w:r>
+        <w:rPr>
+          <w:b/>
+          <w:bCs/>
+        </w:rPr>
+        <w:t xml:space="preserve"> </w:t>
+      </w:r>
+      <w:r>
+        <w:rPr>
+          <w:b/>
+          <w:bCs/>
+        </w:rPr>
+        <w:t xml:space="preserve">Claim</w:t>
+      </w:r>
+      <w:r>
+        <w:rPr>
+          <w:b/>
+          <w:bCs/>
+        </w:rPr>
+        <w:t xml:space="preserve"> </w:t>
+      </w:r>
+      <w:r>
+        <w:rPr>
+          <w:b/>
+          <w:bCs/>
+        </w:rPr>
+        <w:t xml:space="preserve">0003:</w:t>
+      </w:r>
+      <w:r>
+        <w:rPr>
+          <w:b/>
+          <w:bCs/>
+        </w:rPr>
+        <w:t xml:space="preserve"> </w:t>
+      </w:r>
+      <w:r>
+        <w:rPr>
+          <w:b/>
+          <w:bCs/>
+        </w:rPr>
+        <w:t xml:space="preserve">Bent-Plate</w:t>
+      </w:r>
+      <w:r>
+        <w:rPr>
+          <w:b/>
+          <w:bCs/>
+        </w:rPr>
+        <w:t xml:space="preserve"> </w:t>
+      </w:r>
+      <w:r>
+        <w:rPr>
+          <w:b/>
+          <w:bCs/>
+        </w:rPr>
+        <w:t xml:space="preserve">Delay</w:t>
+      </w:r>
+      <w:r>
+        <w:rPr>
+          <w:b/>
+          <w:bCs/>
+        </w:rPr>
+        <w:t xml:space="preserve"> </w:t>
+      </w:r>
+      <w:r>
+        <w:rPr>
+          <w:b/>
+          <w:bCs/>
+        </w:rPr>
+        <w:t xml:space="preserve">Damages</w:t>
+      </w:r>
+    </w:p>
+    <w:p>
+      <w:pPr>
+        <w:pStyle w:val="BodyText"/>
+      </w:pPr>
+      <w:r>
+        <w:t xml:space="preserve">41. On or about July 21, 2025, DBLLC submitted Claim 003 as a formal certified claim under FAR 52.233</w:t>
+      </w:r>
+      <w:r>
+        <w:noBreakHyphen/>
+      </w:r>
+      <w:r>
+        <w:t xml:space="preserve">1, seeking $2,142,867.11 in delay damages and a 265-calendar-day time extension for delays attributable to USACE’s defective bent-plate design, its delayed and inadequate responses to DBLLC’s RFIs and proposed solutions, its stop-work order on CMU walls, and the resulting amendments to the Contract drawings.</w:t>
+      </w:r>
+    </w:p>
+    <w:p>
+      <w:pPr>
+        <w:pStyle w:val="BodyTextNote"/>
       </w:pPr>
       <w:r>
         <w:t xml:space="preserve">42. Claim 003 concerns the disruption period through the July 11, 2024, lift of the stop-work order, including the process of identifying and resolving the bent-plate design defect and the resulting disruption to CMU wall work.</w:t>
@@ -686,25 +1202,80 @@
         <w:rPr>
           <w:rStyle w:val="FootnoteReference"/>
         </w:rPr>
-        <w:footnoteReference w:id="17"/>
+        <w:footnoteReference w:id="9"/>
       </w:r>
     </w:p>
     <w:p>
       <w:pPr>
         <w:pStyle w:val="Heading2"/>
-      </w:pPr>
-      <w:bookmarkStart w:id="18" w:name="_034b84f2121f4e7b3740aa5d5329b369af22951"/>
-      <w:r>
-        <w:t xml:space="preserve">CONTRACTING OFFICER’S FINAL DECISIONS</w:t>
-      </w:r>
-      <w:bookmarkEnd w:id="18"/>
-    </w:p>
-    <w:p>
-      <w:pPr>
-        <w:pStyle w:val="FirstParagraph"/>
-      </w:pPr>
-      <w:r>
-        <w:t xml:space="preserve">49. Under the CDA, 41 U.S.C. § 7103(a), a contractor claim must be submitted in writing to the contracting officer. Claims exceeding $100,000 must be certified by the contractor as required by 41 U.S.C. § 7103(b) and FAR 52.233-1.</w:t>
+        <w:keepNext/>
+        <w:keepLines/>
+        <w:spacing w:before="552" w:after="276" w:line="276" w:lineRule="exact"/>
+        <w:ind w:left="0" w:firstLine="0"/>
+        <w:jc w:val="center"/>
+      </w:pPr>
+      <w:r>
+        <w:rPr>
+          <w:b/>
+          <w:bCs/>
+        </w:rPr>
+        <w:t xml:space="preserve">CONTRACTING</w:t>
+      </w:r>
+      <w:r>
+        <w:rPr>
+          <w:b/>
+          <w:bCs/>
+        </w:rPr>
+        <w:t xml:space="preserve"> </w:t>
+      </w:r>
+      <w:r>
+        <w:rPr>
+          <w:b/>
+          <w:bCs/>
+        </w:rPr>
+        <w:t xml:space="preserve">OFFICER’S</w:t>
+      </w:r>
+      <w:r>
+        <w:rPr>
+          <w:b/>
+          <w:bCs/>
+        </w:rPr>
+        <w:t xml:space="preserve"> </w:t>
+      </w:r>
+      <w:r>
+        <w:rPr>
+          <w:b/>
+          <w:bCs/>
+        </w:rPr>
+        <w:t xml:space="preserve">FINAL</w:t>
+      </w:r>
+      <w:r>
+        <w:rPr>
+          <w:b/>
+          <w:bCs/>
+        </w:rPr>
+        <w:t xml:space="preserve"> </w:t>
+      </w:r>
+      <w:r>
+        <w:rPr>
+          <w:b/>
+          <w:bCs/>
+        </w:rPr>
+        <w:t xml:space="preserve">DECISIONS</w:t>
+      </w:r>
+    </w:p>
+    <w:p>
+      <w:pPr>
+        <w:pStyle w:val="BodyText"/>
+      </w:pPr>
+      <w:r>
+        <w:t xml:space="preserve">49. Under the CDA, 41 U.S.C. § 7103(a), a contractor claim must be submitted in writing to the contracting officer. Claims exceeding $100,000 must be certified by the contractor as required by 41 U.S.C. § 7103(b) and FAR 52.233</w:t>
+      </w:r>
+      <w:r>
+        <w:noBreakHyphen/>
+      </w:r>
+      <w:r>
+        <w:t xml:space="preserve">1.</w:t>
       </w:r>
     </w:p>
     <w:p>
@@ -753,7 +1324,13 @@
         <w:pStyle w:val="BodyText"/>
       </w:pPr>
       <w:r>
-        <w:t xml:space="preserve">54. On July 8, 2026, the government issued letter AFHC-C-0244, constituting the Contracting Officer’s Final Decision on Claims 0003 and 0004 (the</w:t>
+        <w:t xml:space="preserve">54. On July 8, 2026, the government issued letter AFHC-C</w:t>
+      </w:r>
+      <w:r>
+        <w:noBreakHyphen/>
+      </w:r>
+      <w:r>
+        <w:t xml:space="preserve">0244, constituting the Contracting Officer’s Final Decision on Claims 0003 and 0004 (the</w:t>
       </w:r>
       <w:r>
         <w:t xml:space="preserve"> </w:t>
@@ -770,7 +1347,25 @@
         <w:pStyle w:val="BodyText"/>
       </w:pPr>
       <w:r>
-        <w:t xml:space="preserve">55. On July 2, 2026, DBLLC had transmitted a request for clarification regarding whether letter AFHC-C-0244 constituted a formal COFD. By letter dated July 15, 2026 (AFHC-C-0251), the government acknowledged DBLLC’s request and confirmed that letter AFHC-C-0244 dated July 8, 2026, constituted the formal Contracting Officer’s Final Decision for Claims 0003 and 0004. Notably, the COFD did not provide a competing schedule analysis or otherwise rebut DBLLC’s schedule analysis supporting DBLLC’s claim.</w:t>
+        <w:t xml:space="preserve">55. On July 2, 2026, DBLLC had transmitted a request for clarification regarding whether letter AFHC-C</w:t>
+      </w:r>
+      <w:r>
+        <w:noBreakHyphen/>
+      </w:r>
+      <w:r>
+        <w:t xml:space="preserve">0244 constituted a formal COFD. By letter dated July 15, 2026 (AFHC-C</w:t>
+      </w:r>
+      <w:r>
+        <w:noBreakHyphen/>
+      </w:r>
+      <w:r>
+        <w:t xml:space="preserve">0251), the government acknowledged DBLLC’s request and confirmed that letter AFHC-C</w:t>
+      </w:r>
+      <w:r>
+        <w:noBreakHyphen/>
+      </w:r>
+      <w:r>
+        <w:t xml:space="preserve">0244 dated July 8, 2026, constituted the formal Contracting Officer’s Final Decision for Claims 0003 and 0004. Notably, the COFD did not provide a competing schedule analysis or otherwise rebut DBLLC’s schedule analysis supporting DBLLC’s claim.</w:t>
       </w:r>
     </w:p>
     <w:p>
@@ -784,26 +1379,82 @@
     <w:p>
       <w:pPr>
         <w:pStyle w:val="Heading2"/>
-      </w:pPr>
-      <w:bookmarkStart w:id="19" w:name="_41581de74248d8366748d9df537c456688ab127"/>
-      <w:r>
-        <w:t xml:space="preserve">COUNT I</w:t>
-      </w:r>
-      <w:bookmarkEnd w:id="19"/>
+        <w:keepNext/>
+        <w:keepLines/>
+        <w:spacing w:before="552" w:after="276" w:line="276" w:lineRule="exact"/>
+        <w:ind w:left="0" w:firstLine="0"/>
+        <w:jc w:val="center"/>
+      </w:pPr>
+      <w:r>
+        <w:rPr>
+          <w:b/>
+          <w:bCs/>
+        </w:rPr>
+        <w:t xml:space="preserve">COUNT</w:t>
+      </w:r>
+      <w:r>
+        <w:rPr>
+          <w:b/>
+          <w:bCs/>
+        </w:rPr>
+        <w:t xml:space="preserve"> </w:t>
+      </w:r>
+      <w:r>
+        <w:rPr>
+          <w:b/>
+          <w:bCs/>
+        </w:rPr>
+        <w:t xml:space="preserve">I</w:t>
+      </w:r>
     </w:p>
     <w:p>
       <w:pPr>
         <w:pStyle w:val="Heading3"/>
-      </w:pPr>
-      <w:bookmarkStart w:id="20" w:name="_9df7cc31eef2104e4f3c3c872b151cab53137fb"/>
-      <w:r>
-        <w:t xml:space="preserve">Breach of Contract</w:t>
-      </w:r>
-      <w:bookmarkEnd w:id="20"/>
-    </w:p>
-    <w:p>
-      <w:pPr>
-        <w:pStyle w:val="FirstParagraph"/>
+        <w:keepNext/>
+        <w:keepLines/>
+        <w:spacing w:before="552" w:after="276" w:line="276" w:lineRule="exact"/>
+        <w:ind w:left="0" w:firstLine="0"/>
+        <w:jc w:val="left"/>
+      </w:pPr>
+      <w:r>
+        <w:rPr>
+          <w:b/>
+          <w:bCs/>
+        </w:rPr>
+        <w:t xml:space="preserve">Breach</w:t>
+      </w:r>
+      <w:r>
+        <w:rPr>
+          <w:b/>
+          <w:bCs/>
+        </w:rPr>
+        <w:t xml:space="preserve"> </w:t>
+      </w:r>
+      <w:r>
+        <w:rPr>
+          <w:b/>
+          <w:bCs/>
+        </w:rPr>
+        <w:t xml:space="preserve">of</w:t>
+      </w:r>
+      <w:r>
+        <w:rPr>
+          <w:b/>
+          <w:bCs/>
+        </w:rPr>
+        <w:t xml:space="preserve"> </w:t>
+      </w:r>
+      <w:r>
+        <w:rPr>
+          <w:b/>
+          <w:bCs/>
+        </w:rPr>
+        <w:t xml:space="preserve">Contract</w:t>
+      </w:r>
+    </w:p>
+    <w:p>
+      <w:pPr>
+        <w:pStyle w:val="BodyText"/>
       </w:pPr>
       <w:r>
         <w:t xml:space="preserve">57. DBLLC incorporates by reference the allegations in paragraphs 1 through 56 above as though fully set forth herein.</w:t>
@@ -814,15 +1465,39 @@
         <w:pStyle w:val="BodyText"/>
       </w:pPr>
       <w:r>
-        <w:t xml:space="preserve">58. As set forth in Claim 0002, the government breached the express terms of the Contract, including the Changes clause (FAR 52.243-4), by directing changes to the window and door thermal-performance specifications, causing 169 days of delay to DBLLC’s performance, and then refusing to provide an equitable adjustment for the resulting delay damages. The government’s revisions to the U-factor specification, extended review of DBLLC’s submittals, and ultimate grant of a variance constituted a change to the Contract for which compensation is required under FAR 52.243-4.</w:t>
-      </w:r>
-    </w:p>
-    <w:p>
-      <w:pPr>
-        <w:pStyle w:val="BodyText"/>
-      </w:pPr>
-      <w:r>
-        <w:t xml:space="preserve">59. As set forth in Claims 0003 and 0004, the government breached the express terms of the Contract, including the Changes clause (FAR 52.243-4) and the Suspension of Work clause (FAR 52.242-14), by: (a) furnishing defective and internally inconsistent drawings for the CMU wall bent-plate connection; (b) directing DBLLC to proceed with a design the government knew to be flawed; (c) issuing a stop-work order on CMU wall construction; (d) taking approximately 327 days to resolve the design deficiency and issue corrective drawings; (e) directing DBLLC to construct CMU walls under a revised design that imposed new requirements not in the original Contract, including the bond-beam grout-to-ceiling requirement; and (f) refusing to provide a full equitable adjustment for the resulting delays and increased costs.</w:t>
+        <w:t xml:space="preserve">58. As set forth in Claim 0002, the government breached the express terms of the Contract, including the Changes clause (FAR 52.243</w:t>
+      </w:r>
+      <w:r>
+        <w:noBreakHyphen/>
+      </w:r>
+      <w:r>
+        <w:t xml:space="preserve">4), by directing changes to the window and door thermal-performance specifications, causing 169 days of delay to DBLLC’s performance, and then refusing to provide an equitable adjustment for the resulting delay damages. The government’s revisions to the U-factor specification, extended review of DBLLC’s submittals, and ultimate grant of a variance constituted a change to the Contract for which compensation is required under FAR 52.243</w:t>
+      </w:r>
+      <w:r>
+        <w:noBreakHyphen/>
+      </w:r>
+      <w:r>
+        <w:t xml:space="preserve">4.</w:t>
+      </w:r>
+    </w:p>
+    <w:p>
+      <w:pPr>
+        <w:pStyle w:val="BodyText"/>
+      </w:pPr>
+      <w:r>
+        <w:t xml:space="preserve">59. As set forth in Claims 0003 and 0004, the government breached the express terms of the Contract, including the Changes clause (FAR 52.243</w:t>
+      </w:r>
+      <w:r>
+        <w:noBreakHyphen/>
+      </w:r>
+      <w:r>
+        <w:t xml:space="preserve">4) and the Suspension of Work clause (FAR 52.242</w:t>
+      </w:r>
+      <w:r>
+        <w:noBreakHyphen/>
+      </w:r>
+      <w:r>
+        <w:t xml:space="preserve">14), by: (a) furnishing defective and internally inconsistent drawings for the CMU wall bent-plate connection; (b) directing DBLLC to proceed with a design the government knew to be flawed; (c) issuing a stop-work order on CMU wall construction; (d) taking approximately 327 days to resolve the design deficiency and issue corrective drawings; (e) directing DBLLC to construct CMU walls under a revised design that imposed new requirements not in the original Contract, including the bond-beam grout-to-ceiling requirement; and (f) refusing to provide a full equitable adjustment for the resulting delays and increased costs.</w:t>
       </w:r>
     </w:p>
     <w:p>
@@ -838,7 +1513,13 @@
         <w:pStyle w:val="BodyText"/>
       </w:pPr>
       <w:r>
-        <w:t xml:space="preserve">61. The government breached its implied duty to cooperate and not to hinder DBLLC’s performance by: (a) taking 46 days to respond to RFI-0058 and then providing an inadequate response; (b) failing to resolve the bent-plate design defect for approximately 327 days while DBLLC’s CMU wall work was disrupted; (c) controlling CMU wall progression by limiting which housing units could proceed and imposing maximum wall elevation restrictions pending its resolution of the issue; and (d) issuing conflicting directives regarding bent-plate procurement and installation. In each case, the government’s conduct was unreasonable, or the government wrongfully failed or refused to take an action essential to DBLLC’s performance.</w:t>
+        <w:t xml:space="preserve">61. The government breached its implied duty to cooperate and not to hinder DBLLC’s performance by: (a) taking 46 days to respond to RFI</w:t>
+      </w:r>
+      <w:r>
+        <w:noBreakHyphen/>
+      </w:r>
+      <w:r>
+        <w:t xml:space="preserve">0058 and then providing an inadequate response; (b) failing to resolve the bent-plate design defect for approximately 327 days while DBLLC’s CMU wall work was disrupted; (c) controlling CMU wall progression by limiting which housing units could proceed and imposing maximum wall elevation restrictions pending its resolution of the issue; and (d) issuing conflicting directives regarding bent-plate procurement and installation. In each case, the government’s conduct was unreasonable, or the government wrongfully failed or refused to take an action essential to DBLLC’s performance.</w:t>
       </w:r>
     </w:p>
     <w:p>
@@ -851,18 +1532,758 @@
     </w:p>
     <w:p>
       <w:pPr>
-        <w:pStyle w:val="PrayerItem"/>
-      </w:pPr>
-      <w:r>
-        <w:t xml:space="preserve">a. With respect to Claim 0002, the combined thermal-performance (U-factor) and impact-resistance requirements made commercially available compliant windows impossible or impracticable to obtain, constituting a classic defective specification. The government’s own acknowledgment of the defect—through the variance, RFP-0002 revision, and ACO schedule-impact determination—confirms that satisfactory performance could not result from adherence to the specifications as written.</w:t>
-      </w:r>
-    </w:p>
-    <w:p>
-      <w:pPr>
-        <w:pStyle w:val="PrayerItem"/>
-      </w:pPr>
-      <w:r>
-        <w:t xml:space="preserve">b. With respect to Claims 0003 and 0004, the government’s drawings contained internal inconsistencies across 11 sheets regarding the bent-plate connection detail and exterior wall finish assembly. These inconsistencies rendered the drawings defective because a contractor could not simultaneously comply with all specified requirements. The government’s ultimate elimination of bent plates entirely—with acknowledgment that costs would be borne by the government—confirms the defective nature of the original specification.</w:t>
+        <w:pStyle w:val="BodyText"/>
+        <w:spacing w:before="0" w:after="0" w:line="552" w:lineRule="exact"/>
+        <w:ind w:left="840" w:firstLine="0"/>
+        <w:jc w:val="left"/>
+      </w:pPr>
+      <w:r>
+        <w:t xml:space="preserve">a.</w:t>
+      </w:r>
+      <w:r>
+        <w:t xml:space="preserve"> </w:t>
+      </w:r>
+      <w:r>
+        <w:t xml:space="preserve">With</w:t>
+      </w:r>
+      <w:r>
+        <w:t xml:space="preserve"> </w:t>
+      </w:r>
+      <w:r>
+        <w:t xml:space="preserve">respect</w:t>
+      </w:r>
+      <w:r>
+        <w:t xml:space="preserve"> </w:t>
+      </w:r>
+      <w:r>
+        <w:t xml:space="preserve">to</w:t>
+      </w:r>
+      <w:r>
+        <w:t xml:space="preserve"> </w:t>
+      </w:r>
+      <w:r>
+        <w:t xml:space="preserve">Claim</w:t>
+      </w:r>
+      <w:r>
+        <w:t xml:space="preserve"> </w:t>
+      </w:r>
+      <w:r>
+        <w:t xml:space="preserve">0002,</w:t>
+      </w:r>
+      <w:r>
+        <w:t xml:space="preserve"> </w:t>
+      </w:r>
+      <w:r>
+        <w:t xml:space="preserve">the</w:t>
+      </w:r>
+      <w:r>
+        <w:t xml:space="preserve"> </w:t>
+      </w:r>
+      <w:r>
+        <w:t xml:space="preserve">combined</w:t>
+      </w:r>
+      <w:r>
+        <w:t xml:space="preserve"> </w:t>
+      </w:r>
+      <w:r>
+        <w:t xml:space="preserve">thermal-performance</w:t>
+      </w:r>
+      <w:r>
+        <w:t xml:space="preserve"> </w:t>
+      </w:r>
+      <w:r>
+        <w:t xml:space="preserve">(U-factor)</w:t>
+      </w:r>
+      <w:r>
+        <w:t xml:space="preserve"> </w:t>
+      </w:r>
+      <w:r>
+        <w:t xml:space="preserve">and</w:t>
+      </w:r>
+      <w:r>
+        <w:t xml:space="preserve"> </w:t>
+      </w:r>
+      <w:r>
+        <w:t xml:space="preserve">impact-resistance</w:t>
+      </w:r>
+      <w:r>
+        <w:t xml:space="preserve"> </w:t>
+      </w:r>
+      <w:r>
+        <w:t xml:space="preserve">requirements</w:t>
+      </w:r>
+      <w:r>
+        <w:t xml:space="preserve"> </w:t>
+      </w:r>
+      <w:r>
+        <w:t xml:space="preserve">made</w:t>
+      </w:r>
+      <w:r>
+        <w:t xml:space="preserve"> </w:t>
+      </w:r>
+      <w:r>
+        <w:t xml:space="preserve">commercially</w:t>
+      </w:r>
+      <w:r>
+        <w:t xml:space="preserve"> </w:t>
+      </w:r>
+      <w:r>
+        <w:t xml:space="preserve">available</w:t>
+      </w:r>
+      <w:r>
+        <w:t xml:space="preserve"> </w:t>
+      </w:r>
+      <w:r>
+        <w:t xml:space="preserve">compliant</w:t>
+      </w:r>
+      <w:r>
+        <w:t xml:space="preserve"> </w:t>
+      </w:r>
+      <w:r>
+        <w:t xml:space="preserve">windows</w:t>
+      </w:r>
+      <w:r>
+        <w:t xml:space="preserve"> </w:t>
+      </w:r>
+      <w:r>
+        <w:t xml:space="preserve">impossible</w:t>
+      </w:r>
+      <w:r>
+        <w:t xml:space="preserve"> </w:t>
+      </w:r>
+      <w:r>
+        <w:t xml:space="preserve">or</w:t>
+      </w:r>
+      <w:r>
+        <w:t xml:space="preserve"> </w:t>
+      </w:r>
+      <w:r>
+        <w:t xml:space="preserve">impracticable</w:t>
+      </w:r>
+      <w:r>
+        <w:t xml:space="preserve"> </w:t>
+      </w:r>
+      <w:r>
+        <w:t xml:space="preserve">to</w:t>
+      </w:r>
+      <w:r>
+        <w:t xml:space="preserve"> </w:t>
+      </w:r>
+      <w:r>
+        <w:t xml:space="preserve">obtain,</w:t>
+      </w:r>
+      <w:r>
+        <w:t xml:space="preserve"> </w:t>
+      </w:r>
+      <w:r>
+        <w:t xml:space="preserve">constituting</w:t>
+      </w:r>
+      <w:r>
+        <w:t xml:space="preserve"> </w:t>
+      </w:r>
+      <w:r>
+        <w:t xml:space="preserve">a</w:t>
+      </w:r>
+      <w:r>
+        <w:t xml:space="preserve"> </w:t>
+      </w:r>
+      <w:r>
+        <w:t xml:space="preserve">classic</w:t>
+      </w:r>
+      <w:r>
+        <w:t xml:space="preserve"> </w:t>
+      </w:r>
+      <w:r>
+        <w:t xml:space="preserve">defective</w:t>
+      </w:r>
+      <w:r>
+        <w:t xml:space="preserve"> </w:t>
+      </w:r>
+      <w:r>
+        <w:t xml:space="preserve">specification.</w:t>
+      </w:r>
+      <w:r>
+        <w:t xml:space="preserve"> </w:t>
+      </w:r>
+      <w:r>
+        <w:t xml:space="preserve">The</w:t>
+      </w:r>
+      <w:r>
+        <w:t xml:space="preserve"> </w:t>
+      </w:r>
+      <w:r>
+        <w:t xml:space="preserve">government’s</w:t>
+      </w:r>
+      <w:r>
+        <w:t xml:space="preserve"> </w:t>
+      </w:r>
+      <w:r>
+        <w:t xml:space="preserve">own</w:t>
+      </w:r>
+      <w:r>
+        <w:t xml:space="preserve"> </w:t>
+      </w:r>
+      <w:r>
+        <w:t xml:space="preserve">acknowledgment</w:t>
+      </w:r>
+      <w:r>
+        <w:t xml:space="preserve"> </w:t>
+      </w:r>
+      <w:r>
+        <w:t xml:space="preserve">of</w:t>
+      </w:r>
+      <w:r>
+        <w:t xml:space="preserve"> </w:t>
+      </w:r>
+      <w:r>
+        <w:t xml:space="preserve">the</w:t>
+      </w:r>
+      <w:r>
+        <w:t xml:space="preserve"> </w:t>
+      </w:r>
+      <w:r>
+        <w:t xml:space="preserve">defect—through</w:t>
+      </w:r>
+      <w:r>
+        <w:t xml:space="preserve"> </w:t>
+      </w:r>
+      <w:r>
+        <w:t xml:space="preserve">the</w:t>
+      </w:r>
+      <w:r>
+        <w:t xml:space="preserve"> </w:t>
+      </w:r>
+      <w:r>
+        <w:t xml:space="preserve">variance,</w:t>
+      </w:r>
+      <w:r>
+        <w:t xml:space="preserve"> </w:t>
+      </w:r>
+      <w:r>
+        <w:t xml:space="preserve">RFP</w:t>
+        <w:noBreakHyphen/>
+        <w:t xml:space="preserve">0002</w:t>
+      </w:r>
+      <w:r>
+        <w:t xml:space="preserve"> </w:t>
+      </w:r>
+      <w:r>
+        <w:t xml:space="preserve">revision,</w:t>
+      </w:r>
+      <w:r>
+        <w:t xml:space="preserve"> </w:t>
+      </w:r>
+      <w:r>
+        <w:t xml:space="preserve">and</w:t>
+      </w:r>
+      <w:r>
+        <w:t xml:space="preserve"> </w:t>
+      </w:r>
+      <w:r>
+        <w:t xml:space="preserve">ACO</w:t>
+      </w:r>
+      <w:r>
+        <w:t xml:space="preserve"> </w:t>
+      </w:r>
+      <w:r>
+        <w:t xml:space="preserve">schedule-impact</w:t>
+      </w:r>
+      <w:r>
+        <w:t xml:space="preserve"> </w:t>
+      </w:r>
+      <w:r>
+        <w:t xml:space="preserve">determination—confirms</w:t>
+      </w:r>
+      <w:r>
+        <w:t xml:space="preserve"> </w:t>
+      </w:r>
+      <w:r>
+        <w:t xml:space="preserve">that</w:t>
+      </w:r>
+      <w:r>
+        <w:t xml:space="preserve"> </w:t>
+      </w:r>
+      <w:r>
+        <w:t xml:space="preserve">satisfactory</w:t>
+      </w:r>
+      <w:r>
+        <w:t xml:space="preserve"> </w:t>
+      </w:r>
+      <w:r>
+        <w:t xml:space="preserve">performance</w:t>
+      </w:r>
+      <w:r>
+        <w:t xml:space="preserve"> </w:t>
+      </w:r>
+      <w:r>
+        <w:t xml:space="preserve">could</w:t>
+      </w:r>
+      <w:r>
+        <w:t xml:space="preserve"> </w:t>
+      </w:r>
+      <w:r>
+        <w:t xml:space="preserve">not</w:t>
+      </w:r>
+      <w:r>
+        <w:t xml:space="preserve"> </w:t>
+      </w:r>
+      <w:r>
+        <w:t xml:space="preserve">result</w:t>
+      </w:r>
+      <w:r>
+        <w:t xml:space="preserve"> </w:t>
+      </w:r>
+      <w:r>
+        <w:t xml:space="preserve">from</w:t>
+      </w:r>
+      <w:r>
+        <w:t xml:space="preserve"> </w:t>
+      </w:r>
+      <w:r>
+        <w:t xml:space="preserve">adherence</w:t>
+      </w:r>
+      <w:r>
+        <w:t xml:space="preserve"> </w:t>
+      </w:r>
+      <w:r>
+        <w:t xml:space="preserve">to</w:t>
+      </w:r>
+      <w:r>
+        <w:t xml:space="preserve"> </w:t>
+      </w:r>
+      <w:r>
+        <w:t xml:space="preserve">the</w:t>
+      </w:r>
+      <w:r>
+        <w:t xml:space="preserve"> </w:t>
+      </w:r>
+      <w:r>
+        <w:t xml:space="preserve">specifications</w:t>
+      </w:r>
+      <w:r>
+        <w:t xml:space="preserve"> </w:t>
+      </w:r>
+      <w:r>
+        <w:t xml:space="preserve">as</w:t>
+      </w:r>
+      <w:r>
+        <w:t xml:space="preserve"> </w:t>
+      </w:r>
+      <w:r>
+        <w:t xml:space="preserve">written.</w:t>
+      </w:r>
+    </w:p>
+    <w:p>
+      <w:pPr>
+        <w:pStyle w:val="BodyText"/>
+        <w:spacing w:before="0" w:after="0" w:line="552" w:lineRule="exact"/>
+        <w:ind w:left="840" w:firstLine="0"/>
+        <w:jc w:val="left"/>
+      </w:pPr>
+      <w:r>
+        <w:t xml:space="preserve">b.</w:t>
+      </w:r>
+      <w:r>
+        <w:t xml:space="preserve"> </w:t>
+      </w:r>
+      <w:r>
+        <w:t xml:space="preserve">With</w:t>
+      </w:r>
+      <w:r>
+        <w:t xml:space="preserve"> </w:t>
+      </w:r>
+      <w:r>
+        <w:t xml:space="preserve">respect</w:t>
+      </w:r>
+      <w:r>
+        <w:t xml:space="preserve"> </w:t>
+      </w:r>
+      <w:r>
+        <w:t xml:space="preserve">to</w:t>
+      </w:r>
+      <w:r>
+        <w:t xml:space="preserve"> </w:t>
+      </w:r>
+      <w:r>
+        <w:t xml:space="preserve">Claims</w:t>
+      </w:r>
+      <w:r>
+        <w:t xml:space="preserve"> </w:t>
+      </w:r>
+      <w:r>
+        <w:t xml:space="preserve">0003</w:t>
+      </w:r>
+      <w:r>
+        <w:t xml:space="preserve"> </w:t>
+      </w:r>
+      <w:r>
+        <w:t xml:space="preserve">and</w:t>
+      </w:r>
+      <w:r>
+        <w:t xml:space="preserve"> </w:t>
+      </w:r>
+      <w:r>
+        <w:t xml:space="preserve">0004,</w:t>
+      </w:r>
+      <w:r>
+        <w:t xml:space="preserve"> </w:t>
+      </w:r>
+      <w:r>
+        <w:t xml:space="preserve">the</w:t>
+      </w:r>
+      <w:r>
+        <w:t xml:space="preserve"> </w:t>
+      </w:r>
+      <w:r>
+        <w:t xml:space="preserve">government’s</w:t>
+      </w:r>
+      <w:r>
+        <w:t xml:space="preserve"> </w:t>
+      </w:r>
+      <w:r>
+        <w:t xml:space="preserve">drawings</w:t>
+      </w:r>
+      <w:r>
+        <w:t xml:space="preserve"> </w:t>
+      </w:r>
+      <w:r>
+        <w:t xml:space="preserve">contained</w:t>
+      </w:r>
+      <w:r>
+        <w:t xml:space="preserve"> </w:t>
+      </w:r>
+      <w:r>
+        <w:t xml:space="preserve">internal</w:t>
+      </w:r>
+      <w:r>
+        <w:t xml:space="preserve"> </w:t>
+      </w:r>
+      <w:r>
+        <w:t xml:space="preserve">inconsistencies</w:t>
+      </w:r>
+      <w:r>
+        <w:t xml:space="preserve"> </w:t>
+      </w:r>
+      <w:r>
+        <w:t xml:space="preserve">across</w:t>
+      </w:r>
+      <w:r>
+        <w:t xml:space="preserve"> </w:t>
+      </w:r>
+      <w:r>
+        <w:t xml:space="preserve">11</w:t>
+      </w:r>
+      <w:r>
+        <w:t xml:space="preserve"> </w:t>
+      </w:r>
+      <w:r>
+        <w:t xml:space="preserve">sheets</w:t>
+      </w:r>
+      <w:r>
+        <w:t xml:space="preserve"> </w:t>
+      </w:r>
+      <w:r>
+        <w:t xml:space="preserve">regarding</w:t>
+      </w:r>
+      <w:r>
+        <w:t xml:space="preserve"> </w:t>
+      </w:r>
+      <w:r>
+        <w:t xml:space="preserve">the</w:t>
+      </w:r>
+      <w:r>
+        <w:t xml:space="preserve"> </w:t>
+      </w:r>
+      <w:r>
+        <w:t xml:space="preserve">bent-plate</w:t>
+      </w:r>
+      <w:r>
+        <w:t xml:space="preserve"> </w:t>
+      </w:r>
+      <w:r>
+        <w:t xml:space="preserve">connection</w:t>
+      </w:r>
+      <w:r>
+        <w:t xml:space="preserve"> </w:t>
+      </w:r>
+      <w:r>
+        <w:t xml:space="preserve">detail</w:t>
+      </w:r>
+      <w:r>
+        <w:t xml:space="preserve"> </w:t>
+      </w:r>
+      <w:r>
+        <w:t xml:space="preserve">and</w:t>
+      </w:r>
+      <w:r>
+        <w:t xml:space="preserve"> </w:t>
+      </w:r>
+      <w:r>
+        <w:t xml:space="preserve">exterior</w:t>
+      </w:r>
+      <w:r>
+        <w:t xml:space="preserve"> </w:t>
+      </w:r>
+      <w:r>
+        <w:t xml:space="preserve">wall</w:t>
+      </w:r>
+      <w:r>
+        <w:t xml:space="preserve"> </w:t>
+      </w:r>
+      <w:r>
+        <w:t xml:space="preserve">finish</w:t>
+      </w:r>
+      <w:r>
+        <w:t xml:space="preserve"> </w:t>
+      </w:r>
+      <w:r>
+        <w:t xml:space="preserve">assembly.</w:t>
+      </w:r>
+      <w:r>
+        <w:t xml:space="preserve"> </w:t>
+      </w:r>
+      <w:r>
+        <w:t xml:space="preserve">These</w:t>
+      </w:r>
+      <w:r>
+        <w:t xml:space="preserve"> </w:t>
+      </w:r>
+      <w:r>
+        <w:t xml:space="preserve">inconsistencies</w:t>
+      </w:r>
+      <w:r>
+        <w:t xml:space="preserve"> </w:t>
+      </w:r>
+      <w:r>
+        <w:t xml:space="preserve">rendered</w:t>
+      </w:r>
+      <w:r>
+        <w:t xml:space="preserve"> </w:t>
+      </w:r>
+      <w:r>
+        <w:t xml:space="preserve">the</w:t>
+      </w:r>
+      <w:r>
+        <w:t xml:space="preserve"> </w:t>
+      </w:r>
+      <w:r>
+        <w:t xml:space="preserve">drawings</w:t>
+      </w:r>
+      <w:r>
+        <w:t xml:space="preserve"> </w:t>
+      </w:r>
+      <w:r>
+        <w:t xml:space="preserve">defective</w:t>
+      </w:r>
+      <w:r>
+        <w:t xml:space="preserve"> </w:t>
+      </w:r>
+      <w:r>
+        <w:t xml:space="preserve">because</w:t>
+      </w:r>
+      <w:r>
+        <w:t xml:space="preserve"> </w:t>
+      </w:r>
+      <w:r>
+        <w:t xml:space="preserve">a</w:t>
+      </w:r>
+      <w:r>
+        <w:t xml:space="preserve"> </w:t>
+      </w:r>
+      <w:r>
+        <w:t xml:space="preserve">contractor</w:t>
+      </w:r>
+      <w:r>
+        <w:t xml:space="preserve"> </w:t>
+      </w:r>
+      <w:r>
+        <w:t xml:space="preserve">could</w:t>
+      </w:r>
+      <w:r>
+        <w:t xml:space="preserve"> </w:t>
+      </w:r>
+      <w:r>
+        <w:t xml:space="preserve">not</w:t>
+      </w:r>
+      <w:r>
+        <w:t xml:space="preserve"> </w:t>
+      </w:r>
+      <w:r>
+        <w:t xml:space="preserve">simultaneously</w:t>
+      </w:r>
+      <w:r>
+        <w:t xml:space="preserve"> </w:t>
+      </w:r>
+      <w:r>
+        <w:t xml:space="preserve">comply</w:t>
+      </w:r>
+      <w:r>
+        <w:t xml:space="preserve"> </w:t>
+      </w:r>
+      <w:r>
+        <w:t xml:space="preserve">with</w:t>
+      </w:r>
+      <w:r>
+        <w:t xml:space="preserve"> </w:t>
+      </w:r>
+      <w:r>
+        <w:t xml:space="preserve">all</w:t>
+      </w:r>
+      <w:r>
+        <w:t xml:space="preserve"> </w:t>
+      </w:r>
+      <w:r>
+        <w:t xml:space="preserve">specified</w:t>
+      </w:r>
+      <w:r>
+        <w:t xml:space="preserve"> </w:t>
+      </w:r>
+      <w:r>
+        <w:t xml:space="preserve">requirements.</w:t>
+      </w:r>
+      <w:r>
+        <w:t xml:space="preserve"> </w:t>
+      </w:r>
+      <w:r>
+        <w:t xml:space="preserve">The</w:t>
+      </w:r>
+      <w:r>
+        <w:t xml:space="preserve"> </w:t>
+      </w:r>
+      <w:r>
+        <w:t xml:space="preserve">government’s</w:t>
+      </w:r>
+      <w:r>
+        <w:t xml:space="preserve"> </w:t>
+      </w:r>
+      <w:r>
+        <w:t xml:space="preserve">ultimate</w:t>
+      </w:r>
+      <w:r>
+        <w:t xml:space="preserve"> </w:t>
+      </w:r>
+      <w:r>
+        <w:t xml:space="preserve">elimination</w:t>
+      </w:r>
+      <w:r>
+        <w:t xml:space="preserve"> </w:t>
+      </w:r>
+      <w:r>
+        <w:t xml:space="preserve">of</w:t>
+      </w:r>
+      <w:r>
+        <w:t xml:space="preserve"> </w:t>
+      </w:r>
+      <w:r>
+        <w:t xml:space="preserve">bent</w:t>
+      </w:r>
+      <w:r>
+        <w:t xml:space="preserve"> </w:t>
+      </w:r>
+      <w:r>
+        <w:t xml:space="preserve">plates</w:t>
+      </w:r>
+      <w:r>
+        <w:t xml:space="preserve"> </w:t>
+      </w:r>
+      <w:r>
+        <w:t xml:space="preserve">entirely—with</w:t>
+      </w:r>
+      <w:r>
+        <w:t xml:space="preserve"> </w:t>
+      </w:r>
+      <w:r>
+        <w:t xml:space="preserve">acknowledgment</w:t>
+      </w:r>
+      <w:r>
+        <w:t xml:space="preserve"> </w:t>
+      </w:r>
+      <w:r>
+        <w:t xml:space="preserve">that</w:t>
+      </w:r>
+      <w:r>
+        <w:t xml:space="preserve"> </w:t>
+      </w:r>
+      <w:r>
+        <w:t xml:space="preserve">costs</w:t>
+      </w:r>
+      <w:r>
+        <w:t xml:space="preserve"> </w:t>
+      </w:r>
+      <w:r>
+        <w:t xml:space="preserve">would</w:t>
+      </w:r>
+      <w:r>
+        <w:t xml:space="preserve"> </w:t>
+      </w:r>
+      <w:r>
+        <w:t xml:space="preserve">be</w:t>
+      </w:r>
+      <w:r>
+        <w:t xml:space="preserve"> </w:t>
+      </w:r>
+      <w:r>
+        <w:t xml:space="preserve">borne</w:t>
+      </w:r>
+      <w:r>
+        <w:t xml:space="preserve"> </w:t>
+      </w:r>
+      <w:r>
+        <w:t xml:space="preserve">by</w:t>
+      </w:r>
+      <w:r>
+        <w:t xml:space="preserve"> </w:t>
+      </w:r>
+      <w:r>
+        <w:t xml:space="preserve">the</w:t>
+      </w:r>
+      <w:r>
+        <w:t xml:space="preserve"> </w:t>
+      </w:r>
+      <w:r>
+        <w:t xml:space="preserve">government—confirms</w:t>
+      </w:r>
+      <w:r>
+        <w:t xml:space="preserve"> </w:t>
+      </w:r>
+      <w:r>
+        <w:t xml:space="preserve">the</w:t>
+      </w:r>
+      <w:r>
+        <w:t xml:space="preserve"> </w:t>
+      </w:r>
+      <w:r>
+        <w:t xml:space="preserve">defective</w:t>
+      </w:r>
+      <w:r>
+        <w:t xml:space="preserve"> </w:t>
+      </w:r>
+      <w:r>
+        <w:t xml:space="preserve">nature</w:t>
+      </w:r>
+      <w:r>
+        <w:t xml:space="preserve"> </w:t>
+      </w:r>
+      <w:r>
+        <w:t xml:space="preserve">of</w:t>
+      </w:r>
+      <w:r>
+        <w:t xml:space="preserve"> </w:t>
+      </w:r>
+      <w:r>
+        <w:t xml:space="preserve">the</w:t>
+      </w:r>
+      <w:r>
+        <w:t xml:space="preserve"> </w:t>
+      </w:r>
+      <w:r>
+        <w:t xml:space="preserve">original</w:t>
+      </w:r>
+      <w:r>
+        <w:t xml:space="preserve"> </w:t>
+      </w:r>
+      <w:r>
+        <w:t xml:space="preserve">specification.</w:t>
       </w:r>
     </w:p>
     <w:p>
@@ -878,7 +2299,13 @@
         <w:pStyle w:val="BodyText"/>
       </w:pPr>
       <w:r>
-        <w:t xml:space="preserve">64. With respect to Claims 0003 and 0004, the government’s issuance of a stop-work order on CMU wall construction from approximately May 22, 2024, to July 11, 2024, constituted an unreasonable suspension of work within the meaning of FAR 52.242-14.</w:t>
+        <w:t xml:space="preserve">64. With respect to Claims 0003 and 0004, the government’s issuance of a stop-work order on CMU wall construction from approximately May 22, 2024, to July 11, 2024, constituted an unreasonable suspension of work within the meaning of FAR 52.242</w:t>
+      </w:r>
+      <w:r>
+        <w:noBreakHyphen/>
+      </w:r>
+      <w:r>
+        <w:t xml:space="preserve">14.</w:t>
       </w:r>
     </w:p>
     <w:p>
@@ -892,16 +2319,51 @@
     <w:p>
       <w:pPr>
         <w:pStyle w:val="Heading2"/>
-      </w:pPr>
-      <w:bookmarkStart w:id="21" w:name="_ef66b8fb8023651585f5d55fe5a420ee6f5e8cc"/>
-      <w:r>
-        <w:t xml:space="preserve">PRAYER FOR RELIEF</w:t>
-      </w:r>
-      <w:bookmarkEnd w:id="21"/>
-    </w:p>
-    <w:p>
-      <w:pPr>
-        <w:pStyle w:val="FirstParagraph"/>
+        <w:keepNext/>
+        <w:keepLines/>
+        <w:spacing w:before="552" w:after="276" w:line="276" w:lineRule="exact"/>
+        <w:ind w:left="0" w:firstLine="0"/>
+        <w:jc w:val="center"/>
+      </w:pPr>
+      <w:r>
+        <w:rPr>
+          <w:b/>
+          <w:bCs/>
+        </w:rPr>
+        <w:t xml:space="preserve">PRAYER</w:t>
+      </w:r>
+      <w:r>
+        <w:rPr>
+          <w:b/>
+          <w:bCs/>
+        </w:rPr>
+        <w:t xml:space="preserve"> </w:t>
+      </w:r>
+      <w:r>
+        <w:rPr>
+          <w:b/>
+          <w:bCs/>
+        </w:rPr>
+        <w:t xml:space="preserve">FOR</w:t>
+      </w:r>
+      <w:r>
+        <w:rPr>
+          <w:b/>
+          <w:bCs/>
+        </w:rPr>
+        <w:t xml:space="preserve"> </w:t>
+      </w:r>
+      <w:r>
+        <w:rPr>
+          <w:b/>
+          <w:bCs/>
+        </w:rPr>
+        <w:t xml:space="preserve">RELIEF</w:t>
+      </w:r>
+    </w:p>
+    <w:p>
+      <w:pPr>
+        <w:pStyle w:val="BodyText"/>
       </w:pPr>
       <w:r>
         <w:t xml:space="preserve">WHEREFORE, for the reasons stated herein, Plaintiff Design Build, LLC respectfully requests that this Court enter judgment in its favor and against the United States as follows:</w:t>
@@ -909,66 +2371,744 @@
     </w:p>
     <w:p>
       <w:pPr>
-        <w:pStyle w:val="PrayerItem"/>
-      </w:pPr>
-      <w:r>
-        <w:t xml:space="preserve">a. Awarding DBLLC monetary damages in amounts to be proven at trial, including but not limited to:</w:t>
-      </w:r>
-    </w:p>
-    <w:p>
-      <w:pPr>
-        <w:pStyle w:val="PrayerItem"/>
-      </w:pPr>
-      <w:r>
-        <w:t xml:space="preserve">i. Not less than $1,309,979.14 for Claim 0002 (Window and Door Specification Changes Delay Damages);</w:t>
-      </w:r>
-    </w:p>
-    <w:p>
-      <w:pPr>
-        <w:pStyle w:val="PrayerItem"/>
-      </w:pPr>
-      <w:r>
-        <w:t xml:space="preserve">ii. Not less than $2,450,386.87 for Claim 0003 (Bent-Plate Delay Damages);</w:t>
-      </w:r>
-    </w:p>
-    <w:p>
-      <w:pPr>
-        <w:pStyle w:val="PrayerItem"/>
-      </w:pPr>
-      <w:r>
-        <w:t xml:space="preserve">iii. Not less than $654,844.76 for Claim 0004 (Delays in Completing CMU Walls);</w:t>
-      </w:r>
-    </w:p>
-    <w:p>
-      <w:pPr>
-        <w:pStyle w:val="PrayerItem"/>
-      </w:pPr>
-      <w:r>
-        <w:t xml:space="preserve">iv. such other amount as proven at trial.</w:t>
-      </w:r>
-    </w:p>
-    <w:p>
-      <w:pPr>
-        <w:pStyle w:val="PrayerItem"/>
-      </w:pPr>
-      <w:r>
-        <w:t xml:space="preserve">b. Awarding DBLLC interest under 41 U.S.C. § 7109 on all amounts found due, accruing from the date the Contracting Officer received each respective claim until payment;</w:t>
-      </w:r>
-    </w:p>
-    <w:p>
-      <w:pPr>
-        <w:pStyle w:val="PrayerItem"/>
-      </w:pPr>
-      <w:r>
-        <w:t xml:space="preserve">c. Awarding DBLLC its costs of this action to the extent recoverable by law;</w:t>
-      </w:r>
-    </w:p>
-    <w:p>
-      <w:pPr>
-        <w:pStyle w:val="PrayerItem"/>
-      </w:pPr>
-      <w:r>
-        <w:t xml:space="preserve">d. Granting such other and further relief as this Court deems just and equitable.</w:t>
+        <w:pStyle w:val="BodyText"/>
+        <w:spacing w:before="0" w:after="0" w:line="552" w:lineRule="exact"/>
+        <w:ind w:left="840" w:firstLine="0"/>
+        <w:jc w:val="left"/>
+      </w:pPr>
+      <w:r>
+        <w:t xml:space="preserve">a.</w:t>
+      </w:r>
+      <w:r>
+        <w:t xml:space="preserve"> </w:t>
+      </w:r>
+      <w:r>
+        <w:t xml:space="preserve">Awarding</w:t>
+      </w:r>
+      <w:r>
+        <w:t xml:space="preserve"> </w:t>
+      </w:r>
+      <w:r>
+        <w:t xml:space="preserve">DBLLC</w:t>
+      </w:r>
+      <w:r>
+        <w:t xml:space="preserve"> </w:t>
+      </w:r>
+      <w:r>
+        <w:t xml:space="preserve">monetary</w:t>
+      </w:r>
+      <w:r>
+        <w:t xml:space="preserve"> </w:t>
+      </w:r>
+      <w:r>
+        <w:t xml:space="preserve">damages</w:t>
+      </w:r>
+      <w:r>
+        <w:t xml:space="preserve"> </w:t>
+      </w:r>
+      <w:r>
+        <w:t xml:space="preserve">in</w:t>
+      </w:r>
+      <w:r>
+        <w:t xml:space="preserve"> </w:t>
+      </w:r>
+      <w:r>
+        <w:t xml:space="preserve">amounts</w:t>
+      </w:r>
+      <w:r>
+        <w:t xml:space="preserve"> </w:t>
+      </w:r>
+      <w:r>
+        <w:t xml:space="preserve">to</w:t>
+      </w:r>
+      <w:r>
+        <w:t xml:space="preserve"> </w:t>
+      </w:r>
+      <w:r>
+        <w:t xml:space="preserve">be</w:t>
+      </w:r>
+      <w:r>
+        <w:t xml:space="preserve"> </w:t>
+      </w:r>
+      <w:r>
+        <w:t xml:space="preserve">proven</w:t>
+      </w:r>
+      <w:r>
+        <w:t xml:space="preserve"> </w:t>
+      </w:r>
+      <w:r>
+        <w:t xml:space="preserve">at</w:t>
+      </w:r>
+      <w:r>
+        <w:t xml:space="preserve"> </w:t>
+      </w:r>
+      <w:r>
+        <w:t xml:space="preserve">trial,</w:t>
+      </w:r>
+      <w:r>
+        <w:t xml:space="preserve"> </w:t>
+      </w:r>
+      <w:r>
+        <w:t xml:space="preserve">including</w:t>
+      </w:r>
+      <w:r>
+        <w:t xml:space="preserve"> </w:t>
+      </w:r>
+      <w:r>
+        <w:t xml:space="preserve">but</w:t>
+      </w:r>
+      <w:r>
+        <w:t xml:space="preserve"> </w:t>
+      </w:r>
+      <w:r>
+        <w:t xml:space="preserve">not</w:t>
+      </w:r>
+      <w:r>
+        <w:t xml:space="preserve"> </w:t>
+      </w:r>
+      <w:r>
+        <w:t xml:space="preserve">limited</w:t>
+      </w:r>
+      <w:r>
+        <w:t xml:space="preserve"> </w:t>
+      </w:r>
+      <w:r>
+        <w:t xml:space="preserve">to:</w:t>
+      </w:r>
+    </w:p>
+    <w:p>
+      <w:pPr>
+        <w:pStyle w:val="BodyText"/>
+        <w:spacing w:before="0" w:after="0" w:line="552" w:lineRule="exact"/>
+        <w:ind w:left="1680" w:firstLine="0"/>
+        <w:jc w:val="left"/>
+      </w:pPr>
+      <w:r>
+        <w:t xml:space="preserve">i.</w:t>
+      </w:r>
+      <w:r>
+        <w:t xml:space="preserve"> </w:t>
+      </w:r>
+      <w:r>
+        <w:t xml:space="preserve">Not</w:t>
+      </w:r>
+      <w:r>
+        <w:t xml:space="preserve"> </w:t>
+      </w:r>
+      <w:r>
+        <w:t xml:space="preserve">less</w:t>
+      </w:r>
+      <w:r>
+        <w:t xml:space="preserve"> </w:t>
+      </w:r>
+      <w:r>
+        <w:t xml:space="preserve">than</w:t>
+      </w:r>
+      <w:r>
+        <w:t xml:space="preserve"> </w:t>
+      </w:r>
+      <w:r>
+        <w:t xml:space="preserve">$1,309,979.14</w:t>
+      </w:r>
+      <w:r>
+        <w:t xml:space="preserve"> </w:t>
+      </w:r>
+      <w:r>
+        <w:t xml:space="preserve">for</w:t>
+      </w:r>
+      <w:r>
+        <w:t xml:space="preserve"> </w:t>
+      </w:r>
+      <w:r>
+        <w:t xml:space="preserve">Claim</w:t>
+      </w:r>
+      <w:r>
+        <w:t xml:space="preserve"> </w:t>
+      </w:r>
+      <w:r>
+        <w:t xml:space="preserve">0002</w:t>
+      </w:r>
+      <w:r>
+        <w:t xml:space="preserve"> </w:t>
+      </w:r>
+      <w:r>
+        <w:t xml:space="preserve">(Window</w:t>
+      </w:r>
+      <w:r>
+        <w:t xml:space="preserve"> </w:t>
+      </w:r>
+      <w:r>
+        <w:t xml:space="preserve">and</w:t>
+      </w:r>
+      <w:r>
+        <w:t xml:space="preserve"> </w:t>
+      </w:r>
+      <w:r>
+        <w:t xml:space="preserve">Door</w:t>
+      </w:r>
+      <w:r>
+        <w:t xml:space="preserve"> </w:t>
+      </w:r>
+      <w:r>
+        <w:t xml:space="preserve">Specification</w:t>
+      </w:r>
+      <w:r>
+        <w:t xml:space="preserve"> </w:t>
+      </w:r>
+      <w:r>
+        <w:t xml:space="preserve">Changes</w:t>
+      </w:r>
+      <w:r>
+        <w:t xml:space="preserve"> </w:t>
+      </w:r>
+      <w:r>
+        <w:t xml:space="preserve">Delay</w:t>
+      </w:r>
+      <w:r>
+        <w:t xml:space="preserve"> </w:t>
+      </w:r>
+      <w:r>
+        <w:t xml:space="preserve">Damages);</w:t>
+      </w:r>
+    </w:p>
+    <w:p>
+      <w:pPr>
+        <w:pStyle w:val="BodyText"/>
+        <w:spacing w:before="0" w:after="0" w:line="552" w:lineRule="exact"/>
+        <w:ind w:left="1680" w:firstLine="0"/>
+        <w:jc w:val="left"/>
+      </w:pPr>
+      <w:r>
+        <w:t xml:space="preserve">ii.</w:t>
+      </w:r>
+      <w:r>
+        <w:t xml:space="preserve"> </w:t>
+      </w:r>
+      <w:r>
+        <w:t xml:space="preserve">Not</w:t>
+      </w:r>
+      <w:r>
+        <w:t xml:space="preserve"> </w:t>
+      </w:r>
+      <w:r>
+        <w:t xml:space="preserve">less</w:t>
+      </w:r>
+      <w:r>
+        <w:t xml:space="preserve"> </w:t>
+      </w:r>
+      <w:r>
+        <w:t xml:space="preserve">than</w:t>
+      </w:r>
+      <w:r>
+        <w:t xml:space="preserve"> </w:t>
+      </w:r>
+      <w:r>
+        <w:t xml:space="preserve">$2,450,386.87</w:t>
+      </w:r>
+      <w:r>
+        <w:t xml:space="preserve"> </w:t>
+      </w:r>
+      <w:r>
+        <w:t xml:space="preserve">for</w:t>
+      </w:r>
+      <w:r>
+        <w:t xml:space="preserve"> </w:t>
+      </w:r>
+      <w:r>
+        <w:t xml:space="preserve">Claim</w:t>
+      </w:r>
+      <w:r>
+        <w:t xml:space="preserve"> </w:t>
+      </w:r>
+      <w:r>
+        <w:t xml:space="preserve">0003</w:t>
+      </w:r>
+      <w:r>
+        <w:t xml:space="preserve"> </w:t>
+      </w:r>
+      <w:r>
+        <w:t xml:space="preserve">(Bent-Plate</w:t>
+      </w:r>
+      <w:r>
+        <w:t xml:space="preserve"> </w:t>
+      </w:r>
+      <w:r>
+        <w:t xml:space="preserve">Delay</w:t>
+      </w:r>
+      <w:r>
+        <w:t xml:space="preserve"> </w:t>
+      </w:r>
+      <w:r>
+        <w:t xml:space="preserve">Damages);</w:t>
+      </w:r>
+    </w:p>
+    <w:p>
+      <w:pPr>
+        <w:pStyle w:val="BodyText"/>
+        <w:spacing w:before="0" w:after="0" w:line="552" w:lineRule="exact"/>
+        <w:ind w:left="1680" w:firstLine="0"/>
+        <w:jc w:val="left"/>
+      </w:pPr>
+      <w:r>
+        <w:t xml:space="preserve">iii.</w:t>
+      </w:r>
+      <w:r>
+        <w:t xml:space="preserve"> </w:t>
+      </w:r>
+      <w:r>
+        <w:t xml:space="preserve">Not</w:t>
+      </w:r>
+      <w:r>
+        <w:t xml:space="preserve"> </w:t>
+      </w:r>
+      <w:r>
+        <w:t xml:space="preserve">less</w:t>
+      </w:r>
+      <w:r>
+        <w:t xml:space="preserve"> </w:t>
+      </w:r>
+      <w:r>
+        <w:t xml:space="preserve">than</w:t>
+      </w:r>
+      <w:r>
+        <w:t xml:space="preserve"> </w:t>
+      </w:r>
+      <w:r>
+        <w:t xml:space="preserve">$654,844.76</w:t>
+      </w:r>
+      <w:r>
+        <w:t xml:space="preserve"> </w:t>
+      </w:r>
+      <w:r>
+        <w:t xml:space="preserve">for</w:t>
+      </w:r>
+      <w:r>
+        <w:t xml:space="preserve"> </w:t>
+      </w:r>
+      <w:r>
+        <w:t xml:space="preserve">Claim</w:t>
+      </w:r>
+      <w:r>
+        <w:t xml:space="preserve"> </w:t>
+      </w:r>
+      <w:r>
+        <w:t xml:space="preserve">0004</w:t>
+      </w:r>
+      <w:r>
+        <w:t xml:space="preserve"> </w:t>
+      </w:r>
+      <w:r>
+        <w:t xml:space="preserve">(Delays</w:t>
+      </w:r>
+      <w:r>
+        <w:t xml:space="preserve"> </w:t>
+      </w:r>
+      <w:r>
+        <w:t xml:space="preserve">in</w:t>
+      </w:r>
+      <w:r>
+        <w:t xml:space="preserve"> </w:t>
+      </w:r>
+      <w:r>
+        <w:t xml:space="preserve">Completing</w:t>
+      </w:r>
+      <w:r>
+        <w:t xml:space="preserve"> </w:t>
+      </w:r>
+      <w:r>
+        <w:t xml:space="preserve">CMU</w:t>
+      </w:r>
+      <w:r>
+        <w:t xml:space="preserve"> </w:t>
+      </w:r>
+      <w:r>
+        <w:t xml:space="preserve">Walls);</w:t>
+      </w:r>
+    </w:p>
+    <w:p>
+      <w:pPr>
+        <w:pStyle w:val="BodyText"/>
+        <w:spacing w:before="0" w:after="0" w:line="552" w:lineRule="exact"/>
+        <w:ind w:left="1680" w:firstLine="0"/>
+        <w:jc w:val="left"/>
+      </w:pPr>
+      <w:r>
+        <w:t xml:space="preserve">iv.</w:t>
+      </w:r>
+      <w:r>
+        <w:t xml:space="preserve"> </w:t>
+      </w:r>
+      <w:r>
+        <w:t xml:space="preserve">such</w:t>
+      </w:r>
+      <w:r>
+        <w:t xml:space="preserve"> </w:t>
+      </w:r>
+      <w:r>
+        <w:t xml:space="preserve">other</w:t>
+      </w:r>
+      <w:r>
+        <w:t xml:space="preserve"> </w:t>
+      </w:r>
+      <w:r>
+        <w:t xml:space="preserve">amount</w:t>
+      </w:r>
+      <w:r>
+        <w:t xml:space="preserve"> </w:t>
+      </w:r>
+      <w:r>
+        <w:t xml:space="preserve">as</w:t>
+      </w:r>
+      <w:r>
+        <w:t xml:space="preserve"> </w:t>
+      </w:r>
+      <w:r>
+        <w:t xml:space="preserve">proven</w:t>
+      </w:r>
+      <w:r>
+        <w:t xml:space="preserve"> </w:t>
+      </w:r>
+      <w:r>
+        <w:t xml:space="preserve">at</w:t>
+      </w:r>
+      <w:r>
+        <w:t xml:space="preserve"> </w:t>
+      </w:r>
+      <w:r>
+        <w:t xml:space="preserve">trial.</w:t>
+      </w:r>
+    </w:p>
+    <w:p>
+      <w:pPr>
+        <w:pStyle w:val="BodyText"/>
+        <w:spacing w:before="0" w:after="0" w:line="552" w:lineRule="exact"/>
+        <w:ind w:left="840" w:firstLine="0"/>
+        <w:jc w:val="left"/>
+      </w:pPr>
+      <w:r>
+        <w:t xml:space="preserve">b.</w:t>
+      </w:r>
+      <w:r>
+        <w:t xml:space="preserve"> </w:t>
+      </w:r>
+      <w:r>
+        <w:t xml:space="preserve">Awarding</w:t>
+      </w:r>
+      <w:r>
+        <w:t xml:space="preserve"> </w:t>
+      </w:r>
+      <w:r>
+        <w:t xml:space="preserve">DBLLC</w:t>
+      </w:r>
+      <w:r>
+        <w:t xml:space="preserve"> </w:t>
+      </w:r>
+      <w:r>
+        <w:t xml:space="preserve">interest</w:t>
+      </w:r>
+      <w:r>
+        <w:t xml:space="preserve"> </w:t>
+      </w:r>
+      <w:r>
+        <w:t xml:space="preserve">under</w:t>
+      </w:r>
+      <w:r>
+        <w:t xml:space="preserve"> </w:t>
+      </w:r>
+      <w:r>
+        <w:t xml:space="preserve">41 U.S.C.</w:t>
+      </w:r>
+      <w:r>
+        <w:t xml:space="preserve"> </w:t>
+      </w:r>
+      <w:r>
+        <w:t xml:space="preserve">§ 7109</w:t>
+      </w:r>
+      <w:r>
+        <w:t xml:space="preserve"> </w:t>
+      </w:r>
+      <w:r>
+        <w:t xml:space="preserve">on</w:t>
+      </w:r>
+      <w:r>
+        <w:t xml:space="preserve"> </w:t>
+      </w:r>
+      <w:r>
+        <w:t xml:space="preserve">all</w:t>
+      </w:r>
+      <w:r>
+        <w:t xml:space="preserve"> </w:t>
+      </w:r>
+      <w:r>
+        <w:t xml:space="preserve">amounts</w:t>
+      </w:r>
+      <w:r>
+        <w:t xml:space="preserve"> </w:t>
+      </w:r>
+      <w:r>
+        <w:t xml:space="preserve">found</w:t>
+      </w:r>
+      <w:r>
+        <w:t xml:space="preserve"> </w:t>
+      </w:r>
+      <w:r>
+        <w:t xml:space="preserve">due,</w:t>
+      </w:r>
+      <w:r>
+        <w:t xml:space="preserve"> </w:t>
+      </w:r>
+      <w:r>
+        <w:t xml:space="preserve">accruing</w:t>
+      </w:r>
+      <w:r>
+        <w:t xml:space="preserve"> </w:t>
+      </w:r>
+      <w:r>
+        <w:t xml:space="preserve">from</w:t>
+      </w:r>
+      <w:r>
+        <w:t xml:space="preserve"> </w:t>
+      </w:r>
+      <w:r>
+        <w:t xml:space="preserve">the</w:t>
+      </w:r>
+      <w:r>
+        <w:t xml:space="preserve"> </w:t>
+      </w:r>
+      <w:r>
+        <w:t xml:space="preserve">date</w:t>
+      </w:r>
+      <w:r>
+        <w:t xml:space="preserve"> </w:t>
+      </w:r>
+      <w:r>
+        <w:t xml:space="preserve">the</w:t>
+      </w:r>
+      <w:r>
+        <w:t xml:space="preserve"> </w:t>
+      </w:r>
+      <w:r>
+        <w:t xml:space="preserve">Contracting</w:t>
+      </w:r>
+      <w:r>
+        <w:t xml:space="preserve"> </w:t>
+      </w:r>
+      <w:r>
+        <w:t xml:space="preserve">Officer</w:t>
+      </w:r>
+      <w:r>
+        <w:t xml:space="preserve"> </w:t>
+      </w:r>
+      <w:r>
+        <w:t xml:space="preserve">received</w:t>
+      </w:r>
+      <w:r>
+        <w:t xml:space="preserve"> </w:t>
+      </w:r>
+      <w:r>
+        <w:t xml:space="preserve">each</w:t>
+      </w:r>
+      <w:r>
+        <w:t xml:space="preserve"> </w:t>
+      </w:r>
+      <w:r>
+        <w:t xml:space="preserve">respective</w:t>
+      </w:r>
+      <w:r>
+        <w:t xml:space="preserve"> </w:t>
+      </w:r>
+      <w:r>
+        <w:t xml:space="preserve">claim</w:t>
+      </w:r>
+      <w:r>
+        <w:t xml:space="preserve"> </w:t>
+      </w:r>
+      <w:r>
+        <w:t xml:space="preserve">until</w:t>
+      </w:r>
+      <w:r>
+        <w:t xml:space="preserve"> </w:t>
+      </w:r>
+      <w:r>
+        <w:t xml:space="preserve">payment;</w:t>
+      </w:r>
+    </w:p>
+    <w:p>
+      <w:pPr>
+        <w:pStyle w:val="BodyText"/>
+        <w:spacing w:before="0" w:after="0" w:line="552" w:lineRule="exact"/>
+        <w:ind w:left="840" w:firstLine="0"/>
+        <w:jc w:val="left"/>
+      </w:pPr>
+      <w:r>
+        <w:t xml:space="preserve">c.</w:t>
+      </w:r>
+      <w:r>
+        <w:t xml:space="preserve"> </w:t>
+      </w:r>
+      <w:r>
+        <w:t xml:space="preserve">Awarding</w:t>
+      </w:r>
+      <w:r>
+        <w:t xml:space="preserve"> </w:t>
+      </w:r>
+      <w:r>
+        <w:t xml:space="preserve">DBLLC</w:t>
+      </w:r>
+      <w:r>
+        <w:t xml:space="preserve"> </w:t>
+      </w:r>
+      <w:r>
+        <w:t xml:space="preserve">its</w:t>
+      </w:r>
+      <w:r>
+        <w:t xml:space="preserve"> </w:t>
+      </w:r>
+      <w:r>
+        <w:t xml:space="preserve">costs</w:t>
+      </w:r>
+      <w:r>
+        <w:t xml:space="preserve"> </w:t>
+      </w:r>
+      <w:r>
+        <w:t xml:space="preserve">of</w:t>
+      </w:r>
+      <w:r>
+        <w:t xml:space="preserve"> </w:t>
+      </w:r>
+      <w:r>
+        <w:t xml:space="preserve">this</w:t>
+      </w:r>
+      <w:r>
+        <w:t xml:space="preserve"> </w:t>
+      </w:r>
+      <w:r>
+        <w:t xml:space="preserve">action</w:t>
+      </w:r>
+      <w:r>
+        <w:t xml:space="preserve"> </w:t>
+      </w:r>
+      <w:r>
+        <w:t xml:space="preserve">to</w:t>
+      </w:r>
+      <w:r>
+        <w:t xml:space="preserve"> </w:t>
+      </w:r>
+      <w:r>
+        <w:t xml:space="preserve">the</w:t>
+      </w:r>
+      <w:r>
+        <w:t xml:space="preserve"> </w:t>
+      </w:r>
+      <w:r>
+        <w:t xml:space="preserve">extent</w:t>
+      </w:r>
+      <w:r>
+        <w:t xml:space="preserve"> </w:t>
+      </w:r>
+      <w:r>
+        <w:t xml:space="preserve">recoverable</w:t>
+      </w:r>
+      <w:r>
+        <w:t xml:space="preserve"> </w:t>
+      </w:r>
+      <w:r>
+        <w:t xml:space="preserve">by</w:t>
+      </w:r>
+      <w:r>
+        <w:t xml:space="preserve"> </w:t>
+      </w:r>
+      <w:r>
+        <w:t xml:space="preserve">law;</w:t>
+      </w:r>
+    </w:p>
+    <w:p>
+      <w:pPr>
+        <w:pStyle w:val="BodyText"/>
+        <w:spacing w:before="0" w:after="0" w:line="552" w:lineRule="exact"/>
+        <w:ind w:left="840" w:firstLine="0"/>
+        <w:jc w:val="left"/>
+      </w:pPr>
+      <w:r>
+        <w:t xml:space="preserve">d.</w:t>
+      </w:r>
+      <w:r>
+        <w:t xml:space="preserve"> </w:t>
+      </w:r>
+      <w:r>
+        <w:t xml:space="preserve">Granting</w:t>
+      </w:r>
+      <w:r>
+        <w:t xml:space="preserve"> </w:t>
+      </w:r>
+      <w:r>
+        <w:t xml:space="preserve">such</w:t>
+      </w:r>
+      <w:r>
+        <w:t xml:space="preserve"> </w:t>
+      </w:r>
+      <w:r>
+        <w:t xml:space="preserve">other</w:t>
+      </w:r>
+      <w:r>
+        <w:t xml:space="preserve"> </w:t>
+      </w:r>
+      <w:r>
+        <w:t xml:space="preserve">and</w:t>
+      </w:r>
+      <w:r>
+        <w:t xml:space="preserve"> </w:t>
+      </w:r>
+      <w:r>
+        <w:t xml:space="preserve">further</w:t>
+      </w:r>
+      <w:r>
+        <w:t xml:space="preserve"> </w:t>
+      </w:r>
+      <w:r>
+        <w:t xml:space="preserve">relief</w:t>
+      </w:r>
+      <w:r>
+        <w:t xml:space="preserve"> </w:t>
+      </w:r>
+      <w:r>
+        <w:t xml:space="preserve">as</w:t>
+      </w:r>
+      <w:r>
+        <w:t xml:space="preserve"> </w:t>
+      </w:r>
+      <w:r>
+        <w:t xml:space="preserve">this</w:t>
+      </w:r>
+      <w:r>
+        <w:t xml:space="preserve"> </w:t>
+      </w:r>
+      <w:r>
+        <w:t xml:space="preserve">Court</w:t>
+      </w:r>
+      <w:r>
+        <w:t xml:space="preserve"> </w:t>
+      </w:r>
+      <w:r>
+        <w:t xml:space="preserve">deems</w:t>
+      </w:r>
+      <w:r>
+        <w:t xml:space="preserve"> </w:t>
+      </w:r>
+      <w:r>
+        <w:t xml:space="preserve">just</w:t>
+      </w:r>
+      <w:r>
+        <w:t xml:space="preserve"> </w:t>
+      </w:r>
+      <w:r>
+        <w:t xml:space="preserve">and</w:t>
+      </w:r>
+      <w:r>
+        <w:t xml:space="preserve"> </w:t>
+      </w:r>
+      <w:r>
+        <w:t xml:space="preserve">equitable.</w:t>
       </w:r>
     </w:p>
     <w:tbl>
@@ -976,7 +3116,9 @@
         <w:tblW w:w="9360" w:type="dxa"/>
         <w:tblLayout w:type="fixed"/>
         <w:tblCellMar>
+          <w:top w:w="0" w:type="dxa"/>
           <w:left w:w="0" w:type="dxa"/>
+          <w:bottom w:w="0" w:type="dxa"/>
           <w:right w:w="0" w:type="dxa"/>
         </w:tblCellMar>
         <w:tblLook w:val="0000" w:firstRow="0" w:lastRow="0" w:firstColumn="0" w:lastColumn="0" w:noHBand="0" w:noVBand="0"/>
@@ -1035,22 +3177,26 @@
           </w:p>
           <w:p>
             <w:pPr>
+              <w:keepNext/>
+              <w:keepLines/>
+              <w:tabs>
+                <w:tab w:val="left" w:pos="3240"/>
+              </w:tabs>
               <w:spacing w:before="552" w:after="0" w:line="276" w:lineRule="exact"/>
               <w:ind w:left="0" w:firstLine="0"/>
               <w:jc w:val="left"/>
             </w:pPr>
-          </w:p>
-          <w:p>
-            <w:pPr>
-              <w:pBdr>
-                <w:bottom w:val="single" w:sz="4" w:space="1" w:color="000000"/>
-              </w:pBdr>
-              <w:spacing w:before="0" w:after="0" w:line="276" w:lineRule="exact"/>
-              <w:ind w:left="0" w:firstLine="0"/>
-              <w:jc w:val="left"/>
-            </w:pPr>
-            <w:r>
+            <w:r>
+              <w:rPr>
+                <w:u w:val="single"/>
+              </w:rPr>
               <w:t xml:space="preserve">/s/ Brandon K. Regan</w:t>
+            </w:r>
+            <w:r>
+              <w:rPr>
+                <w:u w:val="single"/>
+              </w:rPr>
+              <w:tab/>
             </w:r>
           </w:p>
           <w:p>
@@ -1284,7 +3430,9 @@
               <w:jc w:val="left"/>
             </w:pPr>
             <w:r>
-              <w:t xml:space="preserve">Telephone: (703) 749-1000</w:t>
+              <w:t xml:space="preserve">Telephone: (703) 749</w:t>
+              <w:noBreakHyphen/>
+              <w:t xml:space="preserve">1000</w:t>
             </w:r>
           </w:p>
           <w:p>
@@ -1317,44 +3465,91 @@
     </w:p>
     <w:p>
       <w:pPr>
-        <w:spacing w:before="552" w:after="0" w:line="276" w:lineRule="exact"/>
+        <w:spacing w:before="552" w:after="0" w:line="552" w:lineRule="exact"/>
         <w:ind w:left="0" w:firstLine="720"/>
-        <w:jc w:val="both"/>
+        <w:jc w:val="left"/>
       </w:pPr>
       <w:r>
         <w:t xml:space="preserve">I hereby certify that on September 15, 2026, I caused a copy of the complaint to be served on all parties via the Court’s electronic case filing system.</w:t>
       </w:r>
     </w:p>
-    <w:p>
-      <w:pPr>
-        <w:pBdr>
-          <w:bottom w:val="single" w:sz="4" w:space="1" w:color="000000"/>
-        </w:pBdr>
-        <w:spacing w:before="552" w:after="0" w:line="276" w:lineRule="exact"/>
-        <w:ind w:left="4680" w:firstLine="0"/>
-        <w:jc w:val="left"/>
-      </w:pPr>
-      <w:r>
-        <w:t xml:space="preserve">/s/ Brandon K. Regan</w:t>
-      </w:r>
-    </w:p>
-    <w:p>
-      <w:pPr>
-        <w:spacing w:before="0" w:after="0" w:line="276" w:lineRule="exact"/>
-        <w:ind w:left="4680" w:firstLine="0"/>
-        <w:jc w:val="left"/>
-      </w:pPr>
-      <w:r>
-        <w:t xml:space="preserve">Brandon K. Regan</w:t>
-      </w:r>
-    </w:p>
+    <w:tbl>
+      <w:tblPr>
+        <w:tblW w:w="9360" w:type="dxa"/>
+        <w:tblLayout w:type="fixed"/>
+        <w:tblCellMar>
+          <w:top w:w="0" w:type="dxa"/>
+          <w:left w:w="0" w:type="dxa"/>
+          <w:bottom w:w="0" w:type="dxa"/>
+          <w:right w:w="0" w:type="dxa"/>
+        </w:tblCellMar>
+        <w:tblLook w:val="0000" w:firstRow="0" w:lastRow="0" w:firstColumn="0" w:lastColumn="0" w:noHBand="0" w:noVBand="0"/>
+      </w:tblPr>
+      <w:tblGrid>
+        <w:gridCol w:w="6120"/>
+        <w:gridCol w:w="3240"/>
+      </w:tblGrid>
+      <w:tr>
+        <w:trPr>
+          <w:cantSplit/>
+        </w:trPr>
+        <w:tc>
+          <w:tcPr>
+            <w:tcW w:w="6120" w:type="dxa"/>
+          </w:tcPr>
+          <w:p>
+            <w:pPr>
+              <w:spacing w:before="552" w:after="0" w:line="276" w:lineRule="exact"/>
+              <w:ind w:left="0" w:firstLine="0"/>
+              <w:jc w:val="left"/>
+            </w:pPr>
+          </w:p>
+        </w:tc>
+        <w:tc>
+          <w:tcPr>
+            <w:tcW w:w="3240" w:type="dxa"/>
+          </w:tcPr>
+          <w:p>
+            <w:pPr>
+              <w:keepNext/>
+              <w:keepLines/>
+              <w:tabs>
+                <w:tab w:val="left" w:pos="3240"/>
+              </w:tabs>
+              <w:spacing w:before="552" w:after="0" w:line="276" w:lineRule="exact"/>
+              <w:ind w:left="0" w:firstLine="0"/>
+              <w:jc w:val="left"/>
+            </w:pPr>
+            <w:r>
+              <w:rPr>
+                <w:u w:val="single"/>
+              </w:rPr>
+              <w:t xml:space="preserve">/s/ Brandon K. Regan</w:t>
+            </w:r>
+            <w:r>
+              <w:rPr>
+                <w:u w:val="single"/>
+              </w:rPr>
+              <w:tab/>
+            </w:r>
+          </w:p>
+          <w:p>
+            <w:pPr>
+              <w:spacing w:before="0" w:after="0" w:line="276" w:lineRule="exact"/>
+              <w:ind w:left="0" w:firstLine="0"/>
+              <w:jc w:val="left"/>
+            </w:pPr>
+            <w:r>
+              <w:t xml:space="preserve">Brandon K. Regan</w:t>
+            </w:r>
+          </w:p>
+        </w:tc>
+      </w:tr>
+    </w:tbl>
     <w:sectPr>
       <w:footerReference w:type="default" r:id="rIdFooter1"/>
-      <w:footnotePr>
-        <w:numRestart w:val="eachSect"/>
-      </w:footnotePr>
       <w:pgSz w:w="12240" w:h="15840"/>
-      <w:pgMar w:top="1440" w:right="1440" w:bottom="1440" w:left="1440" w:header="720" w:footer="720" w:gutter="0"/>
+      <w:pgMar w:top="1440" w:right="1440" w:bottom="1440" w:left="1440" w:header="720" w:footer="432" w:gutter="0"/>
     </w:sectPr>
   </w:body>
 </w:document>
@@ -1405,7 +3600,7 @@
       </w:r>
     </w:p>
   </w:footnote>
-  <w:footnote w:id="17">
+  <w:footnote w:id="9">
     <w:p>
       <w:pPr>
         <w:pStyle w:val="FootnoteText"/>
@@ -1516,15 +3711,16 @@
   <w:docDefaults>
     <w:rPrDefault>
       <w:rPr>
-        <w:rFonts w:ascii="EB Garamond" w:hAnsi="EB Garamond" w:eastAsia="EB Garamond" w:cs="EB Garamond"/>
+        <w:rFonts w:ascii="Times New Roman" w:hAnsi="Times New Roman" w:eastAsia="Times New Roman" w:cs="Times New Roman"/>
         <w:sz w:val="24"/>
         <w:szCs w:val="24"/>
-        <w:lang w:val="en-US" w:eastAsia="en-US" w:bidi="ar-SA"/>
+        <w:lang w:val="en-US" w:eastAsia="zh-CN" w:bidi="ar-SA"/>
       </w:rPr>
     </w:rPrDefault>
     <w:pPrDefault>
       <w:pPr>
-        <w:spacing w:after="0" w:line="240" w:lineRule="auto"/>
+        <w:widowControl/>
+        <w:spacing w:after="0"/>
       </w:pPr>
     </w:pPrDefault>
   </w:docDefaults>
@@ -1536,11 +3732,11 @@
   <w:style w:type="paragraph" w:styleId="BodyText">
     <w:name w:val="Body Text"/>
     <w:basedOn w:val="Normal"/>
+    <w:link w:val="BodyTextChar"/>
     <w:qFormat/>
     <w:pPr>
       <w:spacing w:before="0" w:after="0" w:line="552" w:lineRule="exact"/>
       <w:ind w:firstLine="720"/>
-      <w:jc w:val="both"/>
     </w:pPr>
   </w:style>
   <w:style w:type="paragraph" w:customStyle="1" w:styleId="FirstParagraph">
@@ -1553,6 +3749,9 @@
     <w:name w:val="Compact"/>
     <w:basedOn w:val="BodyText"/>
     <w:qFormat/>
+    <w:pPr>
+      <w:spacing w:before="36" w:after="36"/>
+    </w:pPr>
   </w:style>
   <w:style w:type="paragraph" w:styleId="Title">
     <w:name w:val="Title"/>
@@ -1691,18 +3890,20 @@
     <w:name w:val="heading 1"/>
     <w:basedOn w:val="Normal"/>
     <w:next w:val="BodyText"/>
+    <w:link w:val="Heading1Char"/>
     <w:uiPriority w:val="9"/>
     <w:qFormat/>
+    <w:rsid w:val="00A10FD9"/>
     <w:pPr>
       <w:keepNext/>
       <w:keepLines/>
-      <w:spacing w:before="552" w:after="115" w:line="276" w:lineRule="exact"/>
+      <w:spacing w:before="552" w:after="276" w:line="276" w:lineRule="exact"/>
       <w:ind w:firstLine="0"/>
       <w:jc w:val="center"/>
       <w:outlineLvl w:val="0"/>
     </w:pPr>
     <w:rPr>
-      <w:rFonts w:ascii="EB Garamond" w:hAnsi="EB Garamond" w:eastAsia="EB Garamond" w:cs="EB Garamond"/>
+      <w:rFonts w:ascii="Times New Roman" w:hAnsi="Times New Roman" w:eastAsia="Times New Roman" w:cs="Times New Roman"/>
       <w:b/>
       <w:bCs/>
       <w:caps/>
@@ -1715,21 +3916,23 @@
     <w:name w:val="heading 2"/>
     <w:basedOn w:val="Normal"/>
     <w:next w:val="BodyText"/>
+    <w:link w:val="Heading2Char"/>
     <w:uiPriority w:val="9"/>
+    <w:semiHidden/>
+    <w:unhideWhenUsed/>
     <w:qFormat/>
+    <w:rsid w:val="00A10FD9"/>
     <w:pPr>
       <w:keepNext/>
       <w:keepLines/>
-      <w:spacing w:before="552" w:after="115" w:line="276" w:lineRule="exact"/>
+      <w:spacing w:before="552" w:after="276" w:line="276" w:lineRule="exact"/>
       <w:ind w:firstLine="0"/>
-      <w:jc w:val="center"/>
       <w:outlineLvl w:val="1"/>
     </w:pPr>
     <w:rPr>
-      <w:rFonts w:ascii="EB Garamond" w:hAnsi="EB Garamond" w:eastAsia="EB Garamond" w:cs="EB Garamond"/>
+      <w:rFonts w:ascii="Times New Roman" w:hAnsi="Times New Roman" w:eastAsia="Times New Roman" w:cs="Times New Roman"/>
       <w:b/>
       <w:bCs/>
-      <w:caps/>
       <w:color w:val="000000"/>
       <w:sz w:val="24"/>
       <w:szCs w:val="24"/>
@@ -1739,18 +3942,21 @@
     <w:name w:val="heading 3"/>
     <w:basedOn w:val="Normal"/>
     <w:next w:val="BodyText"/>
+    <w:link w:val="Heading3Char"/>
     <w:uiPriority w:val="9"/>
+    <w:semiHidden/>
+    <w:unhideWhenUsed/>
     <w:qFormat/>
+    <w:rsid w:val="00A10FD9"/>
     <w:pPr>
       <w:keepNext/>
       <w:keepLines/>
-      <w:spacing w:before="552" w:after="115" w:line="276" w:lineRule="exact"/>
+      <w:spacing w:before="552" w:after="276" w:line="276" w:lineRule="exact"/>
       <w:ind w:firstLine="0"/>
-      <w:jc w:val="left"/>
       <w:outlineLvl w:val="2"/>
     </w:pPr>
     <w:rPr>
-      <w:rFonts w:ascii="EB Garamond" w:hAnsi="EB Garamond" w:eastAsia="EB Garamond" w:cs="EB Garamond"/>
+      <w:rFonts w:ascii="Times New Roman" w:hAnsi="Times New Roman" w:eastAsia="Times New Roman" w:cs="Times New Roman"/>
       <w:b/>
       <w:bCs/>
       <w:color w:val="000000"/>
@@ -1771,14 +3977,18 @@
     <w:pPr>
       <w:keepNext/>
       <w:keepLines/>
-      <w:spacing w:before="80" w:after="40"/>
+      <w:spacing w:before="552" w:after="276" w:line="276" w:lineRule="exact"/>
+      <w:ind w:firstLine="0"/>
       <w:outlineLvl w:val="3"/>
     </w:pPr>
     <w:rPr>
-      <w:rFonts w:eastAsiaTheme="majorEastAsia" w:cstheme="majorBidi"/>
+      <w:rFonts w:ascii="Times New Roman" w:hAnsi="Times New Roman" w:eastAsia="Times New Roman" w:cs="Times New Roman"/>
+      <w:b/>
+      <w:bCs/>
       <w:i/>
-      <w:iCs/>
-      <w:color w:val="0F4761" w:themeColor="accent1" w:themeShade="BF"/>
+      <w:color w:val="000000"/>
+      <w:sz w:val="24"/>
+      <w:szCs w:val="24"/>
     </w:rPr>
   </w:style>
   <w:style w:type="paragraph" w:styleId="Heading5">
@@ -1794,12 +4004,18 @@
     <w:pPr>
       <w:keepNext/>
       <w:keepLines/>
-      <w:spacing w:before="80" w:after="40"/>
+      <w:spacing w:before="552" w:after="276" w:line="276" w:lineRule="exact"/>
+      <w:ind w:firstLine="0"/>
       <w:outlineLvl w:val="4"/>
     </w:pPr>
     <w:rPr>
-      <w:rFonts w:eastAsiaTheme="majorEastAsia" w:cstheme="majorBidi"/>
-      <w:color w:val="0F4761" w:themeColor="accent1" w:themeShade="BF"/>
+      <w:rFonts w:ascii="Times New Roman" w:hAnsi="Times New Roman" w:eastAsia="Times New Roman" w:cs="Times New Roman"/>
+      <w:b/>
+      <w:bCs/>
+      <w:i/>
+      <w:color w:val="000000"/>
+      <w:sz w:val="24"/>
+      <w:szCs w:val="24"/>
     </w:rPr>
   </w:style>
   <w:style w:type="paragraph" w:styleId="Heading6">
@@ -2009,15 +4225,25 @@
       <w:color w:val="272727" w:themeColor="text1" w:themeTint="D8"/>
     </w:rPr>
   </w:style>
+  <w:style w:type="paragraph" w:customStyle="1" w:styleId="ListItem">
+    <w:name w:val="List Item"/>
+    <w:basedOn w:val="BodyText"/>
+    <w:qFormat/>
+    <w:pPr>
+      <w:spacing w:before="0" w:after="0" w:line="552" w:lineRule="exact"/>
+      <w:ind w:left="720" w:hanging="720"/>
+    </w:pPr>
+  </w:style>
   <w:style w:type="paragraph" w:styleId="BlockText">
     <w:name w:val="Block Text"/>
     <w:basedOn w:val="BodyText"/>
     <w:next w:val="BodyText"/>
+    <w:uiPriority w:val="9"/>
+    <w:unhideWhenUsed/>
     <w:qFormat/>
     <w:pPr>
-      <w:spacing w:before="0" w:after="276" w:line="276" w:lineRule="exact"/>
-      <w:ind w:left="720" w:right="720" w:firstLine="0"/>
-      <w:jc w:val="left"/>
+      <w:spacing w:before="276" w:after="276" w:line="276" w:lineRule="exact"/>
+      <w:ind w:firstLine="0" w:left="720" w:right="720"/>
     </w:pPr>
   </w:style>
   <w:style w:type="paragraph" w:styleId="FootnoteText">
@@ -2028,8 +4254,8 @@
     <w:unhideWhenUsed/>
     <w:qFormat/>
     <w:pPr>
+      <w:keepLines/>
       <w:spacing w:before="0" w:after="120" w:line="276" w:lineRule="exact"/>
-      <w:jc w:val="both"/>
     </w:pPr>
     <w:rPr>
       <w:sz w:val="24"/>
@@ -2044,8 +4270,8 @@
     <w:unhideWhenUsed/>
     <w:qFormat/>
     <w:pPr>
-      <w:spacing w:before="100" w:after="100"/>
-      <w:ind w:firstLine="0" w:left="480" w:right="480"/>
+      <w:spacing w:before="276" w:after="276"/>
+      <w:ind w:firstLine="0" w:left="720" w:right="720"/>
     </w:pPr>
   </w:style>
   <w:style w:type="character" w:default="1" w:styleId="DefaultParagraphFont">
@@ -2153,7 +4379,7 @@
     <w:name w:val="Hyperlink"/>
     <w:basedOn w:val="BodyTextChar"/>
     <w:rPr>
-      <w:color w:val="4F81BD" w:themeColor="accent1"/>
+      <w:color w:val="000000"/>
     </w:rPr>
   </w:style>
   <w:style w:type="paragraph" w:styleId="TOCHeading">
@@ -2174,30 +4400,12 @@
       <w:color w:val="365F91" w:themeColor="accent1" w:themeShade="BF"/>
     </w:rPr>
   </w:style>
-  <w:style w:type="paragraph" w:customStyle="1" w:styleId="PrayerItem">
-    <w:name w:val="Prayer Item"/>
+  <w:style w:type="paragraph" w:customStyle="1" w:styleId="BodyTextNote">
+    <w:name w:val="Body Text Note"/>
     <w:basedOn w:val="BodyText"/>
     <w:qFormat/>
     <w:pPr>
-      <w:ind w:left="840" w:firstLine="0"/>
-    </w:pPr>
-  </w:style>
-  <w:style w:type="paragraph" w:customStyle="1" w:styleId="PrayerItem2">
-    <w:name w:val="Prayer Item 2"/>
-    <w:basedOn w:val="BodyText"/>
-    <w:qFormat/>
-    <w:pPr>
-      <w:ind w:left="1680" w:firstLine="0"/>
-    </w:pPr>
-  </w:style>
-  <w:style w:type="paragraph" w:customStyle="1" w:styleId="SingleLine">
-    <w:name w:val="Single Line"/>
-    <w:basedOn w:val="Normal"/>
-    <w:qFormat/>
-    <w:pPr>
-      <w:spacing w:before="0" w:after="0" w:line="276" w:lineRule="exact"/>
-      <w:ind w:firstLine="0"/>
-      <w:jc w:val="left"/>
+      <w:widowControl w:val="0"/>
     </w:pPr>
   </w:style>
   <w:style w:type="paragraph" w:customStyle="1" w:styleId="SourceCode">
